--- a/api/docs/file-ingress/FileIngressSchnittstelle.docx
+++ b/api/docs/file-ingress/FileIngressSchnittstelle.docx
@@ -4,7 +4,7 @@
   <w:body>
     <w:p>
       <w:pPr>
-        <w:pStyle w:val="Heading1"/>
+        <w:pStyle w:val="berschrift1"/>
         <w:spacing w:line="276" w:lineRule="auto"/>
         <w:rPr>
           <w:rFonts w:ascii="Arial" w:hAnsi="Arial"/>
@@ -35,7 +35,7 @@
     </w:p>
     <w:p>
       <w:pPr>
-        <w:pStyle w:val="BodyText"/>
+        <w:pStyle w:val="Textkrper"/>
         <w:rPr>
           <w:lang w:val="de-CH"/>
         </w:rPr>
@@ -43,7 +43,7 @@
     </w:p>
     <w:tbl>
       <w:tblPr>
-        <w:tblStyle w:val="TableGrid"/>
+        <w:tblStyle w:val="Tabellenraster"/>
         <w:tblW w:w="9632" w:type="dxa"/>
         <w:tblLayout w:type="fixed"/>
         <w:tblLook w:val="06A0" w:firstRow="1" w:lastRow="0" w:firstColumn="1" w:lastColumn="0" w:noHBand="1" w:noVBand="1"/>
@@ -61,7 +61,7 @@
           </w:tcPr>
           <w:p>
             <w:pPr>
-              <w:pStyle w:val="BodyText"/>
+              <w:pStyle w:val="Textkrper"/>
               <w:rPr>
                 <w:rFonts w:asciiTheme="minorHAnsi" w:eastAsiaTheme="minorEastAsia" w:hAnsiTheme="minorHAnsi" w:cstheme="minorBidi"/>
                 <w:sz w:val="22"/>
@@ -84,7 +84,7 @@
           </w:tcPr>
           <w:p>
             <w:pPr>
-              <w:pStyle w:val="BodyText"/>
+              <w:pStyle w:val="Textkrper"/>
               <w:spacing w:after="0"/>
               <w:rPr>
                 <w:rFonts w:asciiTheme="minorHAnsi" w:eastAsiaTheme="minorEastAsia" w:hAnsiTheme="minorHAnsi" w:cstheme="minorBidi"/>
@@ -118,7 +118,7 @@
           </w:tcPr>
           <w:p>
             <w:pPr>
-              <w:pStyle w:val="BodyText"/>
+              <w:pStyle w:val="Textkrper"/>
               <w:rPr>
                 <w:rFonts w:ascii="Arial" w:hAnsi="Arial"/>
                 <w:lang w:val="de-CH"/>
@@ -179,7 +179,7 @@
           </w:tcPr>
           <w:p>
             <w:pPr>
-              <w:pStyle w:val="BodyText"/>
+              <w:pStyle w:val="Textkrper"/>
               <w:rPr>
                 <w:rFonts w:asciiTheme="minorHAnsi" w:eastAsiaTheme="minorEastAsia" w:hAnsiTheme="minorHAnsi" w:cstheme="minorBidi"/>
                 <w:sz w:val="22"/>
@@ -225,10 +225,97 @@
           </w:p>
         </w:tc>
       </w:tr>
+      <w:tr>
+        <w:tc>
+          <w:tcPr>
+            <w:tcW w:w="885" w:type="dxa"/>
+          </w:tcPr>
+          <w:p>
+            <w:pPr>
+              <w:pStyle w:val="Textkrper"/>
+              <w:rPr>
+                <w:rFonts w:ascii="Arial" w:hAnsi="Arial"/>
+                <w:lang w:val="de-CH"/>
+              </w:rPr>
+            </w:pPr>
+            <w:r>
+              <w:rPr>
+                <w:rFonts w:ascii="Arial" w:hAnsi="Arial"/>
+                <w:lang w:val="de-CH"/>
+              </w:rPr>
+              <w:t>2.0.0</w:t>
+            </w:r>
+          </w:p>
+        </w:tc>
+        <w:tc>
+          <w:tcPr>
+            <w:tcW w:w="2505" w:type="dxa"/>
+          </w:tcPr>
+          <w:p>
+            <w:pPr>
+              <w:pStyle w:val="Textkrper"/>
+              <w:spacing w:after="0"/>
+              <w:rPr>
+                <w:rFonts w:ascii="Arial" w:hAnsi="Arial"/>
+                <w:lang w:val="de-CH"/>
+              </w:rPr>
+            </w:pPr>
+            <w:r>
+              <w:rPr>
+                <w:rFonts w:ascii="Arial" w:hAnsi="Arial"/>
+                <w:lang w:val="de-CH"/>
+              </w:rPr>
+              <w:t>Marco Gelati</w:t>
+            </w:r>
+          </w:p>
+        </w:tc>
+        <w:tc>
+          <w:tcPr>
+            <w:tcW w:w="3834" w:type="dxa"/>
+          </w:tcPr>
+          <w:p>
+            <w:pPr>
+              <w:pStyle w:val="Textkrper"/>
+              <w:rPr>
+                <w:rFonts w:ascii="Arial" w:hAnsi="Arial"/>
+                <w:lang w:val="de-CH"/>
+              </w:rPr>
+            </w:pPr>
+            <w:r>
+              <w:rPr>
+                <w:rFonts w:ascii="Arial" w:hAnsi="Arial"/>
+                <w:lang w:val="de-CH"/>
+              </w:rPr>
+              <w:t>Beschreibung der Erweiterungen</w:t>
+            </w:r>
+          </w:p>
+        </w:tc>
+        <w:tc>
+          <w:tcPr>
+            <w:tcW w:w="2408" w:type="dxa"/>
+          </w:tcPr>
+          <w:p>
+            <w:pPr>
+              <w:pStyle w:val="Textkrper"/>
+              <w:rPr>
+                <w:rFonts w:ascii="Arial" w:hAnsi="Arial"/>
+                <w:lang w:val="de-CH"/>
+              </w:rPr>
+            </w:pPr>
+            <w:r>
+              <w:rPr>
+                <w:rFonts w:ascii="Arial" w:hAnsi="Arial"/>
+                <w:lang w:val="de-CH"/>
+              </w:rPr>
+              <w:t>23.04.2026</w:t>
+            </w:r>
+          </w:p>
+        </w:tc>
+      </w:tr>
     </w:tbl>
     <w:p>
       <w:pPr>
-        <w:pStyle w:val="BodyText"/>
+        <w:pStyle w:val="Textkrper"/>
         <w:rPr>
           <w:rFonts w:ascii="Arial" w:hAnsi="Arial"/>
           <w:lang w:val="de-CH"/>
@@ -237,7 +324,7 @@
     </w:p>
     <w:p>
       <w:pPr>
-        <w:pStyle w:val="BodyText"/>
+        <w:pStyle w:val="Textkrper"/>
         <w:rPr>
           <w:rFonts w:ascii="Arial" w:hAnsi="Arial"/>
           <w:lang w:val="de-CH"/>
@@ -255,7 +342,21 @@
           <w:rFonts w:ascii="Arial" w:hAnsi="Arial"/>
           <w:lang w:val="de-CH"/>
         </w:rPr>
-        <w:t xml:space="preserve">die Anlieferung von Fragebogen Dokumenten an </w:t>
+        <w:t xml:space="preserve">die Anlieferung von </w:t>
+      </w:r>
+      <w:r>
+        <w:rPr>
+          <w:rFonts w:ascii="Arial" w:hAnsi="Arial"/>
+          <w:lang w:val="de-CH"/>
+        </w:rPr>
+        <w:t>D</w:t>
+      </w:r>
+      <w:r>
+        <w:rPr>
+          <w:rFonts w:ascii="Arial" w:hAnsi="Arial"/>
+          <w:lang w:val="de-CH"/>
+        </w:rPr>
+        <w:t xml:space="preserve">okumenten an </w:t>
       </w:r>
       <w:proofErr w:type="spellStart"/>
       <w:r>
@@ -318,7 +419,7 @@
     </w:p>
     <w:p>
       <w:pPr>
-        <w:pStyle w:val="BodyText"/>
+        <w:pStyle w:val="Textkrper"/>
         <w:rPr>
           <w:rFonts w:ascii="Arial" w:hAnsi="Arial"/>
           <w:lang w:val="de-CH"/>
@@ -327,7 +428,7 @@
     </w:p>
     <w:p>
       <w:pPr>
-        <w:pStyle w:val="BodyText"/>
+        <w:pStyle w:val="Textkrper"/>
         <w:rPr>
           <w:lang w:val="de-CH"/>
         </w:rPr>
@@ -335,7 +436,7 @@
     </w:p>
     <w:p>
       <w:pPr>
-        <w:pStyle w:val="Heading2"/>
+        <w:pStyle w:val="berschrift2"/>
         <w:spacing w:line="276" w:lineRule="auto"/>
         <w:rPr>
           <w:rFonts w:ascii="Arial" w:hAnsi="Arial"/>
@@ -364,7 +465,7 @@
     </w:p>
     <w:p>
       <w:pPr>
-        <w:pStyle w:val="BodyText"/>
+        <w:pStyle w:val="Textkrper"/>
         <w:rPr>
           <w:rFonts w:ascii="Arial" w:hAnsi="Arial"/>
           <w:lang w:val="de-CH"/>
@@ -394,7 +495,7 @@
     </w:p>
     <w:p>
       <w:pPr>
-        <w:pStyle w:val="BodyText"/>
+        <w:pStyle w:val="Textkrper"/>
         <w:rPr>
           <w:rFonts w:ascii="Arial" w:hAnsi="Arial"/>
           <w:b/>
@@ -414,66 +515,66 @@
     </w:p>
     <w:p>
       <w:pPr>
-        <w:pStyle w:val="BodyText"/>
-        <w:rPr>
-          <w:rFonts w:ascii="Arial" w:hAnsi="Arial"/>
-          <w:lang w:val="de-CH"/>
+        <w:pStyle w:val="Textkrper"/>
+        <w:rPr>
+          <w:rFonts w:ascii="Arial" w:hAnsi="Arial"/>
+          <w:lang w:val="fr-CH"/>
         </w:rPr>
       </w:pPr>
       <w:bookmarkStart w:id="0" w:name="_Hlk182989478"/>
-      <w:proofErr w:type="spellStart"/>
-      <w:r>
-        <w:rPr>
-          <w:rFonts w:ascii="Arial" w:hAnsi="Arial"/>
-          <w:lang w:val="de-CH"/>
-        </w:rPr>
-        <w:t>Loginserver</w:t>
-      </w:r>
-      <w:proofErr w:type="spellEnd"/>
-      <w:r>
-        <w:rPr>
-          <w:rFonts w:ascii="Arial" w:hAnsi="Arial"/>
-          <w:lang w:val="de-CH"/>
-        </w:rPr>
-        <w:t>:</w:t>
-      </w:r>
-      <w:r>
-        <w:rPr>
-          <w:lang w:val="de-CH"/>
+      <w:proofErr w:type="gramStart"/>
+      <w:r>
+        <w:rPr>
+          <w:rFonts w:ascii="Arial" w:hAnsi="Arial"/>
+          <w:lang w:val="fr-CH"/>
+        </w:rPr>
+        <w:t>Loginserver:</w:t>
+      </w:r>
+      <w:proofErr w:type="gramEnd"/>
+      <w:r>
+        <w:rPr>
+          <w:lang w:val="fr-CH"/>
         </w:rPr>
         <w:t xml:space="preserve"> </w:t>
       </w:r>
       <w:r>
         <w:rPr>
           <w:rFonts w:ascii="Arial" w:hAnsi="Arial"/>
-          <w:lang w:val="de-CH"/>
+          <w:lang w:val="fr-CH"/>
         </w:rPr>
         <w:t>https://uat-auth-esc.dvbern.ch</w:t>
       </w:r>
     </w:p>
     <w:p>
       <w:pPr>
-        <w:pStyle w:val="BodyText"/>
-        <w:rPr>
-          <w:rFonts w:ascii="Arial" w:hAnsi="Arial"/>
-          <w:lang w:val="de-CH"/>
-        </w:rPr>
-      </w:pPr>
+        <w:pStyle w:val="Textkrper"/>
+        <w:rPr>
+          <w:rFonts w:ascii="Arial" w:hAnsi="Arial"/>
+          <w:lang w:val="fr-CH"/>
+        </w:rPr>
+      </w:pPr>
+      <w:r>
+        <w:rPr>
+          <w:rFonts w:ascii="Arial" w:hAnsi="Arial"/>
+          <w:lang w:val="fr-CH"/>
+        </w:rPr>
+        <w:t xml:space="preserve">API </w:t>
+      </w:r>
       <w:proofErr w:type="gramStart"/>
       <w:r>
         <w:rPr>
           <w:rFonts w:ascii="Arial" w:hAnsi="Arial"/>
-          <w:lang w:val="de-CH"/>
-        </w:rPr>
-        <w:t>API Server</w:t>
+          <w:lang w:val="fr-CH"/>
+        </w:rPr>
+        <w:t>Server:</w:t>
       </w:r>
       <w:proofErr w:type="gramEnd"/>
       <w:r>
         <w:rPr>
           <w:rFonts w:ascii="Arial" w:hAnsi="Arial"/>
-          <w:lang w:val="de-CH"/>
-        </w:rPr>
-        <w:t xml:space="preserve">: </w:t>
+          <w:lang w:val="fr-CH"/>
+        </w:rPr>
+        <w:t xml:space="preserve"> </w:t>
       </w:r>
       <w:bookmarkStart w:id="1" w:name="_Hlk183020518"/>
       <w:r>
@@ -481,14 +582,14 @@
           <w:rFonts w:ascii="Consolas" w:hAnsi="Consolas"/>
           <w:sz w:val="20"/>
           <w:szCs w:val="20"/>
-          <w:lang w:val="en-CH"/>
+          <w:lang w:val="it-CH"/>
         </w:rPr>
         <w:t xml:space="preserve"> </w:t>
       </w:r>
       <w:r>
         <w:rPr>
           <w:rFonts w:ascii="Arial" w:hAnsi="Arial"/>
-          <w:lang w:val="de-CH"/>
+          <w:lang w:val="fr-CH"/>
         </w:rPr>
         <w:t>https://uat-api-esc-bs.dvbern.ch</w:t>
       </w:r>
@@ -497,7 +598,7 @@
     <w:bookmarkEnd w:id="1"/>
     <w:p>
       <w:pPr>
-        <w:pStyle w:val="BodyText"/>
+        <w:pStyle w:val="Textkrper"/>
         <w:rPr>
           <w:rFonts w:ascii="Arial" w:hAnsi="Arial"/>
           <w:b/>
@@ -517,7 +618,7 @@
     </w:p>
     <w:p>
       <w:pPr>
-        <w:pStyle w:val="BodyText"/>
+        <w:pStyle w:val="Textkrper"/>
         <w:rPr>
           <w:rFonts w:ascii="Arial" w:hAnsi="Arial"/>
           <w:lang w:val="de-CH"/>
@@ -549,48 +650,55 @@
     </w:p>
     <w:p>
       <w:pPr>
-        <w:pStyle w:val="BodyText"/>
-        <w:rPr>
-          <w:rFonts w:ascii="Arial" w:hAnsi="Arial"/>
-          <w:lang w:val="de-CH"/>
-        </w:rPr>
-      </w:pPr>
+        <w:pStyle w:val="Textkrper"/>
+        <w:rPr>
+          <w:rFonts w:ascii="Arial" w:hAnsi="Arial"/>
+          <w:lang w:val="fr-CH"/>
+        </w:rPr>
+      </w:pPr>
+      <w:r>
+        <w:rPr>
+          <w:rFonts w:ascii="Arial" w:hAnsi="Arial"/>
+          <w:lang w:val="fr-CH"/>
+        </w:rPr>
+        <w:t xml:space="preserve">API </w:t>
+      </w:r>
       <w:proofErr w:type="gramStart"/>
       <w:r>
         <w:rPr>
           <w:rFonts w:ascii="Arial" w:hAnsi="Arial"/>
-          <w:lang w:val="de-CH"/>
-        </w:rPr>
-        <w:t>API Server</w:t>
+          <w:lang w:val="fr-CH"/>
+        </w:rPr>
+        <w:t>Server:</w:t>
       </w:r>
       <w:proofErr w:type="gramEnd"/>
       <w:r>
         <w:rPr>
           <w:rFonts w:ascii="Arial" w:hAnsi="Arial"/>
-          <w:lang w:val="de-CH"/>
-        </w:rPr>
-        <w:t xml:space="preserve">: </w:t>
-      </w:r>
-      <w:r>
-        <w:rPr>
-          <w:rFonts w:ascii="Arial" w:hAnsi="Arial"/>
-          <w:lang w:val="de-CH"/>
+          <w:lang w:val="fr-CH"/>
+        </w:rPr>
+        <w:t xml:space="preserve"> </w:t>
+      </w:r>
+      <w:r>
+        <w:rPr>
+          <w:rFonts w:ascii="Arial" w:hAnsi="Arial"/>
+          <w:lang w:val="fr-CH"/>
         </w:rPr>
         <w:t>https://api-bs-esad.hemed.ch</w:t>
       </w:r>
     </w:p>
     <w:p>
       <w:pPr>
-        <w:pStyle w:val="BodyText"/>
-        <w:rPr>
-          <w:rFonts w:ascii="Arial" w:hAnsi="Arial"/>
-          <w:lang w:val="de-CH"/>
+        <w:pStyle w:val="Textkrper"/>
+        <w:rPr>
+          <w:rFonts w:ascii="Arial" w:hAnsi="Arial"/>
+          <w:lang w:val="fr-CH"/>
         </w:rPr>
       </w:pPr>
     </w:p>
     <w:p>
       <w:pPr>
-        <w:pStyle w:val="BodyText"/>
+        <w:pStyle w:val="Textkrper"/>
         <w:rPr>
           <w:rFonts w:ascii="Arial" w:hAnsi="Arial"/>
           <w:lang w:val="de-CH"/>
@@ -671,7 +779,7 @@
     </w:p>
     <w:p>
       <w:pPr>
-        <w:pStyle w:val="BodyText"/>
+        <w:pStyle w:val="Textkrper"/>
         <w:rPr>
           <w:rFonts w:ascii="Arial" w:hAnsi="Arial"/>
           <w:lang w:val="de-CH"/>
@@ -680,7 +788,7 @@
     </w:p>
     <w:p>
       <w:pPr>
-        <w:pStyle w:val="Heading2"/>
+        <w:pStyle w:val="berschrift2"/>
         <w:spacing w:line="276" w:lineRule="auto"/>
         <w:rPr>
           <w:rFonts w:ascii="Arial" w:hAnsi="Arial"/>
@@ -709,7 +817,7 @@
     </w:p>
     <w:p>
       <w:pPr>
-        <w:pStyle w:val="BodyText"/>
+        <w:pStyle w:val="Textkrper"/>
         <w:rPr>
           <w:rFonts w:ascii="Arial" w:hAnsi="Arial"/>
           <w:lang w:val="de-CH"/>
@@ -783,7 +891,7 @@
     </w:p>
     <w:p>
       <w:pPr>
-        <w:pStyle w:val="BodyText"/>
+        <w:pStyle w:val="Textkrper"/>
         <w:rPr>
           <w:rFonts w:ascii="Consolas" w:hAnsi="Consolas"/>
           <w:sz w:val="20"/>
@@ -841,7 +949,7 @@
     </w:p>
     <w:p>
       <w:pPr>
-        <w:pStyle w:val="BodyText"/>
+        <w:pStyle w:val="Textkrper"/>
         <w:rPr>
           <w:rFonts w:ascii="Arial" w:hAnsi="Arial"/>
           <w:lang w:val="de-CH"/>
@@ -951,7 +1059,7 @@
     </w:p>
     <w:p>
       <w:pPr>
-        <w:pStyle w:val="BodyText"/>
+        <w:pStyle w:val="Textkrper"/>
         <w:rPr>
           <w:rFonts w:ascii="Arial" w:hAnsi="Arial"/>
           <w:lang w:val="de-CH"/>
@@ -960,17 +1068,18 @@
     </w:p>
     <w:p>
       <w:pPr>
-        <w:pStyle w:val="BodyText"/>
-        <w:rPr>
-          <w:rFonts w:ascii="Arial" w:hAnsi="Arial"/>
-          <w:lang w:val="de-CH"/>
-        </w:rPr>
-      </w:pPr>
-      <w:r>
-        <w:rPr>
-          <w:rFonts w:ascii="Arial" w:hAnsi="Arial"/>
-          <w:lang w:val="de-CH"/>
-        </w:rPr>
+        <w:pStyle w:val="Textkrper"/>
+        <w:rPr>
+          <w:rFonts w:ascii="Arial" w:hAnsi="Arial"/>
+          <w:lang w:val="de-CH"/>
+        </w:rPr>
+      </w:pPr>
+      <w:r>
+        <w:rPr>
+          <w:rFonts w:ascii="Arial" w:hAnsi="Arial"/>
+          <w:lang w:val="de-CH"/>
+        </w:rPr>
+        <w:lastRenderedPageBreak/>
         <w:t xml:space="preserve">Es folgt ein </w:t>
       </w:r>
       <w:proofErr w:type="spellStart"/>
@@ -992,12 +1101,11 @@
     </w:p>
     <w:p>
       <w:pPr>
-        <w:pStyle w:val="BodyText"/>
-        <w:rPr>
-          <w:rFonts w:ascii="Consolas" w:hAnsi="Consolas"/>
-          <w:sz w:val="20"/>
-          <w:szCs w:val="20"/>
-          <w:lang w:val="en-CH"/>
+        <w:pStyle w:val="Textkrper"/>
+        <w:rPr>
+          <w:rFonts w:ascii="Consolas" w:hAnsi="Consolas"/>
+          <w:sz w:val="20"/>
+          <w:szCs w:val="20"/>
         </w:rPr>
       </w:pPr>
       <w:r>
@@ -1007,9 +1115,7 @@
           <w:bCs/>
           <w:sz w:val="20"/>
           <w:szCs w:val="20"/>
-          <w:lang w:val="en-CH"/>
-        </w:rPr>
-        <w:lastRenderedPageBreak/>
+        </w:rPr>
         <w:t>#!/bin/sh</w:t>
       </w:r>
       <w:r>
@@ -1019,7 +1125,6 @@
           <w:bCs/>
           <w:sz w:val="20"/>
           <w:szCs w:val="20"/>
-          <w:lang w:val="en-CH"/>
         </w:rPr>
         <w:br/>
       </w:r>
@@ -1028,16 +1133,32 @@
           <w:rFonts w:ascii="Consolas" w:hAnsi="Consolas"/>
           <w:sz w:val="20"/>
           <w:szCs w:val="20"/>
-          <w:lang w:val="en-CH"/>
-        </w:rPr>
-        <w:t># Replace these values with your actual Keycloak configuration</w:t>
-      </w:r>
-      <w:r>
-        <w:rPr>
-          <w:rFonts w:ascii="Consolas" w:hAnsi="Consolas"/>
-          <w:sz w:val="20"/>
-          <w:szCs w:val="20"/>
-          <w:lang w:val="en-CH"/>
+        </w:rPr>
+        <w:t xml:space="preserve"># Replace these values with your actual </w:t>
+      </w:r>
+      <w:proofErr w:type="spellStart"/>
+      <w:r>
+        <w:rPr>
+          <w:rFonts w:ascii="Consolas" w:hAnsi="Consolas"/>
+          <w:sz w:val="20"/>
+          <w:szCs w:val="20"/>
+        </w:rPr>
+        <w:t>Keycloak</w:t>
+      </w:r>
+      <w:proofErr w:type="spellEnd"/>
+      <w:r>
+        <w:rPr>
+          <w:rFonts w:ascii="Consolas" w:hAnsi="Consolas"/>
+          <w:sz w:val="20"/>
+          <w:szCs w:val="20"/>
+        </w:rPr>
+        <w:t xml:space="preserve"> configuration</w:t>
+      </w:r>
+      <w:r>
+        <w:rPr>
+          <w:rFonts w:ascii="Consolas" w:hAnsi="Consolas"/>
+          <w:sz w:val="20"/>
+          <w:szCs w:val="20"/>
         </w:rPr>
         <w:br/>
         <w:t>KEYCLOAK_URL="https://uat-auth-esc.dvbern.ch"</w:t>
@@ -1047,7 +1168,6 @@
           <w:rFonts w:ascii="Consolas" w:hAnsi="Consolas"/>
           <w:sz w:val="20"/>
           <w:szCs w:val="20"/>
-          <w:lang w:val="en-CH"/>
         </w:rPr>
         <w:br/>
         <w:t>REALM="bs"</w:t>
@@ -1057,26 +1177,25 @@
           <w:rFonts w:ascii="Consolas" w:hAnsi="Consolas"/>
           <w:sz w:val="20"/>
           <w:szCs w:val="20"/>
-          <w:lang w:val="en-CH"/>
         </w:rPr>
         <w:br/>
         <w:t>CLIENT_ID="</w:t>
       </w:r>
-      <w:r>
-        <w:rPr>
-          <w:rFonts w:ascii="Consolas" w:hAnsi="Consolas"/>
-          <w:sz w:val="20"/>
-          <w:szCs w:val="20"/>
-          <w:lang w:val="en-CH"/>
+      <w:proofErr w:type="spellStart"/>
+      <w:r>
+        <w:rPr>
+          <w:rFonts w:ascii="Consolas" w:hAnsi="Consolas"/>
+          <w:sz w:val="20"/>
+          <w:szCs w:val="20"/>
         </w:rPr>
         <w:t>fileingress</w:t>
       </w:r>
-      <w:r>
-        <w:rPr>
-          <w:rFonts w:ascii="Consolas" w:hAnsi="Consolas"/>
-          <w:sz w:val="20"/>
-          <w:szCs w:val="20"/>
-          <w:lang w:val="en-CH"/>
+      <w:proofErr w:type="spellEnd"/>
+      <w:r>
+        <w:rPr>
+          <w:rFonts w:ascii="Consolas" w:hAnsi="Consolas"/>
+          <w:sz w:val="20"/>
+          <w:szCs w:val="20"/>
         </w:rPr>
         <w:t>-client"</w:t>
       </w:r>
@@ -1085,17 +1204,16 @@
           <w:rFonts w:ascii="Consolas" w:hAnsi="Consolas"/>
           <w:sz w:val="20"/>
           <w:szCs w:val="20"/>
-          <w:lang w:val="en-CH"/>
         </w:rPr>
         <w:br/>
         <w:t>CLIENT_SECRET="</w:t>
       </w:r>
-      <w:r>
-        <w:rPr>
-          <w:rFonts w:ascii="Consolas" w:hAnsi="Consolas"/>
-          <w:sz w:val="20"/>
-          <w:szCs w:val="20"/>
-          <w:lang w:val="en-CH"/>
+      <w:proofErr w:type="spellStart"/>
+      <w:r>
+        <w:rPr>
+          <w:rFonts w:ascii="Consolas" w:hAnsi="Consolas"/>
+          <w:sz w:val="20"/>
+          <w:szCs w:val="20"/>
         </w:rPr>
         <w:t>replaceWithMy</w:t>
       </w:r>
@@ -1104,7 +1222,6 @@
           <w:rFonts w:ascii="Consolas" w:hAnsi="Consolas"/>
           <w:sz w:val="20"/>
           <w:szCs w:val="20"/>
-          <w:lang w:val="en-CH"/>
         </w:rPr>
         <w:t>Fileingress</w:t>
       </w:r>
@@ -1113,16 +1230,15 @@
           <w:rFonts w:ascii="Consolas" w:hAnsi="Consolas"/>
           <w:sz w:val="20"/>
           <w:szCs w:val="20"/>
-          <w:lang w:val="en-CH"/>
         </w:rPr>
         <w:t>ClientSecret</w:t>
       </w:r>
-      <w:r>
-        <w:rPr>
-          <w:rFonts w:ascii="Consolas" w:hAnsi="Consolas"/>
-          <w:sz w:val="20"/>
-          <w:szCs w:val="20"/>
-          <w:lang w:val="en-CH"/>
+      <w:proofErr w:type="spellEnd"/>
+      <w:r>
+        <w:rPr>
+          <w:rFonts w:ascii="Consolas" w:hAnsi="Consolas"/>
+          <w:sz w:val="20"/>
+          <w:szCs w:val="20"/>
         </w:rPr>
         <w:t>"</w:t>
       </w:r>
@@ -1131,7 +1247,6 @@
           <w:rFonts w:ascii="Consolas" w:hAnsi="Consolas"/>
           <w:sz w:val="20"/>
           <w:szCs w:val="20"/>
-          <w:lang w:val="en-CH"/>
         </w:rPr>
         <w:br/>
         <w:t>USERNAME="</w:t>
@@ -1141,7 +1256,6 @@
           <w:rFonts w:ascii="Consolas" w:hAnsi="Consolas"/>
           <w:sz w:val="20"/>
           <w:szCs w:val="20"/>
-          <w:lang w:val="en-CH"/>
         </w:rPr>
         <w:t>fileingress</w:t>
       </w:r>
@@ -1150,7 +1264,6 @@
           <w:rFonts w:ascii="Consolas" w:hAnsi="Consolas"/>
           <w:sz w:val="20"/>
           <w:szCs w:val="20"/>
-          <w:lang w:val="en-CH"/>
         </w:rPr>
         <w:t>-service-user@mailbucket.dvbern.ch"</w:t>
       </w:r>
@@ -1159,26 +1272,25 @@
           <w:rFonts w:ascii="Consolas" w:hAnsi="Consolas"/>
           <w:sz w:val="20"/>
           <w:szCs w:val="20"/>
-          <w:lang w:val="en-CH"/>
         </w:rPr>
         <w:br/>
         <w:t>PASSWORD="</w:t>
       </w:r>
-      <w:r>
-        <w:rPr>
-          <w:rFonts w:ascii="Consolas" w:hAnsi="Consolas"/>
-          <w:sz w:val="20"/>
-          <w:szCs w:val="20"/>
-          <w:lang w:val="en-CH"/>
+      <w:proofErr w:type="spellStart"/>
+      <w:r>
+        <w:rPr>
+          <w:rFonts w:ascii="Consolas" w:hAnsi="Consolas"/>
+          <w:sz w:val="20"/>
+          <w:szCs w:val="20"/>
         </w:rPr>
         <w:t>replaceWithUserPw</w:t>
       </w:r>
-      <w:r>
-        <w:rPr>
-          <w:rFonts w:ascii="Consolas" w:hAnsi="Consolas"/>
-          <w:sz w:val="20"/>
-          <w:szCs w:val="20"/>
-          <w:lang w:val="en-CH"/>
+      <w:proofErr w:type="spellEnd"/>
+      <w:r>
+        <w:rPr>
+          <w:rFonts w:ascii="Consolas" w:hAnsi="Consolas"/>
+          <w:sz w:val="20"/>
+          <w:szCs w:val="20"/>
         </w:rPr>
         <w:t>"</w:t>
       </w:r>
@@ -1187,7 +1299,6 @@
           <w:rFonts w:ascii="Consolas" w:hAnsi="Consolas"/>
           <w:sz w:val="20"/>
           <w:szCs w:val="20"/>
-          <w:lang w:val="en-CH"/>
         </w:rPr>
         <w:br/>
       </w:r>
@@ -1196,7 +1307,6 @@
           <w:rFonts w:ascii="Consolas" w:hAnsi="Consolas"/>
           <w:sz w:val="20"/>
           <w:szCs w:val="20"/>
-          <w:lang w:val="en-CH"/>
         </w:rPr>
         <w:br/>
         <w:t># Get token using direct access grant</w:t>
@@ -1206,57 +1316,141 @@
           <w:rFonts w:ascii="Consolas" w:hAnsi="Consolas"/>
           <w:sz w:val="20"/>
           <w:szCs w:val="20"/>
-          <w:lang w:val="en-CH"/>
         </w:rPr>
         <w:br/>
-        <w:t>curl -X POST "${KEYCLOAK_URL}/realms/${REALM}/protocol/openid-connect/token" \</w:t>
-      </w:r>
-      <w:r>
-        <w:rPr>
-          <w:rFonts w:ascii="Consolas" w:hAnsi="Consolas"/>
-          <w:sz w:val="20"/>
-          <w:szCs w:val="20"/>
-          <w:lang w:val="en-CH"/>
+        <w:t>curl -X POST "${KEYCLOAK_URL}/realms/${REALM}/protocol/</w:t>
+      </w:r>
+      <w:proofErr w:type="spellStart"/>
+      <w:r>
+        <w:rPr>
+          <w:rFonts w:ascii="Consolas" w:hAnsi="Consolas"/>
+          <w:sz w:val="20"/>
+          <w:szCs w:val="20"/>
+        </w:rPr>
+        <w:t>openid</w:t>
+      </w:r>
+      <w:proofErr w:type="spellEnd"/>
+      <w:r>
+        <w:rPr>
+          <w:rFonts w:ascii="Consolas" w:hAnsi="Consolas"/>
+          <w:sz w:val="20"/>
+          <w:szCs w:val="20"/>
+        </w:rPr>
+        <w:t>-connect/token" \</w:t>
+      </w:r>
+      <w:r>
+        <w:rPr>
+          <w:rFonts w:ascii="Consolas" w:hAnsi="Consolas"/>
+          <w:sz w:val="20"/>
+          <w:szCs w:val="20"/>
         </w:rPr>
         <w:br/>
-        <w:t xml:space="preserve">  -H "Content-Type: application/x-www-form-urlencoded" \</w:t>
-      </w:r>
-      <w:r>
-        <w:rPr>
-          <w:rFonts w:ascii="Consolas" w:hAnsi="Consolas"/>
-          <w:sz w:val="20"/>
-          <w:szCs w:val="20"/>
-          <w:lang w:val="en-CH"/>
+        <w:t xml:space="preserve">  -H "Content-Type: application/x-www-form-</w:t>
+      </w:r>
+      <w:proofErr w:type="spellStart"/>
+      <w:r>
+        <w:rPr>
+          <w:rFonts w:ascii="Consolas" w:hAnsi="Consolas"/>
+          <w:sz w:val="20"/>
+          <w:szCs w:val="20"/>
+        </w:rPr>
+        <w:t>urlencoded</w:t>
+      </w:r>
+      <w:proofErr w:type="spellEnd"/>
+      <w:r>
+        <w:rPr>
+          <w:rFonts w:ascii="Consolas" w:hAnsi="Consolas"/>
+          <w:sz w:val="20"/>
+          <w:szCs w:val="20"/>
+        </w:rPr>
+        <w:t>" \</w:t>
+      </w:r>
+      <w:r>
+        <w:rPr>
+          <w:rFonts w:ascii="Consolas" w:hAnsi="Consolas"/>
+          <w:sz w:val="20"/>
+          <w:szCs w:val="20"/>
         </w:rPr>
         <w:br/>
-        <w:t xml:space="preserve">  -d "client_id=${CLIENT_ID}" \</w:t>
-      </w:r>
-      <w:r>
-        <w:rPr>
-          <w:rFonts w:ascii="Consolas" w:hAnsi="Consolas"/>
-          <w:sz w:val="20"/>
-          <w:szCs w:val="20"/>
-          <w:lang w:val="en-CH"/>
+        <w:t xml:space="preserve">  -d "</w:t>
+      </w:r>
+      <w:proofErr w:type="spellStart"/>
+      <w:r>
+        <w:rPr>
+          <w:rFonts w:ascii="Consolas" w:hAnsi="Consolas"/>
+          <w:sz w:val="20"/>
+          <w:szCs w:val="20"/>
+        </w:rPr>
+        <w:t>client_id</w:t>
+      </w:r>
+      <w:proofErr w:type="spellEnd"/>
+      <w:r>
+        <w:rPr>
+          <w:rFonts w:ascii="Consolas" w:hAnsi="Consolas"/>
+          <w:sz w:val="20"/>
+          <w:szCs w:val="20"/>
+        </w:rPr>
+        <w:t>=${CLIENT_ID}" \</w:t>
+      </w:r>
+      <w:r>
+        <w:rPr>
+          <w:rFonts w:ascii="Consolas" w:hAnsi="Consolas"/>
+          <w:sz w:val="20"/>
+          <w:szCs w:val="20"/>
         </w:rPr>
         <w:br/>
-        <w:t xml:space="preserve">  -d "client_secret=${CLIENT_SECRET}" \</w:t>
-      </w:r>
-      <w:r>
-        <w:rPr>
-          <w:rFonts w:ascii="Consolas" w:hAnsi="Consolas"/>
-          <w:sz w:val="20"/>
-          <w:szCs w:val="20"/>
-          <w:lang w:val="en-CH"/>
+        <w:t xml:space="preserve">  -d "</w:t>
+      </w:r>
+      <w:proofErr w:type="spellStart"/>
+      <w:r>
+        <w:rPr>
+          <w:rFonts w:ascii="Consolas" w:hAnsi="Consolas"/>
+          <w:sz w:val="20"/>
+          <w:szCs w:val="20"/>
+        </w:rPr>
+        <w:t>client_secret</w:t>
+      </w:r>
+      <w:proofErr w:type="spellEnd"/>
+      <w:r>
+        <w:rPr>
+          <w:rFonts w:ascii="Consolas" w:hAnsi="Consolas"/>
+          <w:sz w:val="20"/>
+          <w:szCs w:val="20"/>
+        </w:rPr>
+        <w:t>=${CLIENT_SECRET}" \</w:t>
+      </w:r>
+      <w:r>
+        <w:rPr>
+          <w:rFonts w:ascii="Consolas" w:hAnsi="Consolas"/>
+          <w:sz w:val="20"/>
+          <w:szCs w:val="20"/>
         </w:rPr>
         <w:br/>
-        <w:t xml:space="preserve">  -d "grant_type=password" \</w:t>
-      </w:r>
-      <w:r>
-        <w:rPr>
-          <w:rFonts w:ascii="Consolas" w:hAnsi="Consolas"/>
-          <w:sz w:val="20"/>
-          <w:szCs w:val="20"/>
-          <w:lang w:val="en-CH"/>
+        <w:t xml:space="preserve">  -d "</w:t>
+      </w:r>
+      <w:proofErr w:type="spellStart"/>
+      <w:r>
+        <w:rPr>
+          <w:rFonts w:ascii="Consolas" w:hAnsi="Consolas"/>
+          <w:sz w:val="20"/>
+          <w:szCs w:val="20"/>
+        </w:rPr>
+        <w:t>grant_type</w:t>
+      </w:r>
+      <w:proofErr w:type="spellEnd"/>
+      <w:r>
+        <w:rPr>
+          <w:rFonts w:ascii="Consolas" w:hAnsi="Consolas"/>
+          <w:sz w:val="20"/>
+          <w:szCs w:val="20"/>
+        </w:rPr>
+        <w:t>=password" \</w:t>
+      </w:r>
+      <w:r>
+        <w:rPr>
+          <w:rFonts w:ascii="Consolas" w:hAnsi="Consolas"/>
+          <w:sz w:val="20"/>
+          <w:szCs w:val="20"/>
         </w:rPr>
         <w:br/>
         <w:t xml:space="preserve">  -d "username=${USERNAME}" \</w:t>
@@ -1266,7 +1460,6 @@
           <w:rFonts w:ascii="Consolas" w:hAnsi="Consolas"/>
           <w:sz w:val="20"/>
           <w:szCs w:val="20"/>
-          <w:lang w:val="en-CH"/>
         </w:rPr>
         <w:br/>
         <w:t xml:space="preserve">  -d "password=${PASSWORD}"</w:t>
@@ -1274,7 +1467,7 @@
     </w:p>
     <w:p>
       <w:pPr>
-        <w:pStyle w:val="BodyText"/>
+        <w:pStyle w:val="Textkrper"/>
         <w:rPr>
           <w:rFonts w:ascii="Arial" w:hAnsi="Arial"/>
           <w:lang w:val="de-CH"/>
@@ -1318,7 +1511,7 @@
     </w:p>
     <w:p>
       <w:pPr>
-        <w:pStyle w:val="BodyText"/>
+        <w:pStyle w:val="Textkrper"/>
         <w:rPr>
           <w:rFonts w:ascii="Consolas" w:hAnsi="Consolas"/>
           <w:sz w:val="20"/>
@@ -1759,7 +1952,7 @@
     </w:p>
     <w:p>
       <w:pPr>
-        <w:pStyle w:val="BodyText"/>
+        <w:pStyle w:val="Textkrper"/>
         <w:rPr>
           <w:rFonts w:ascii="Arial" w:hAnsi="Arial"/>
           <w:lang w:val="de-CH"/>
@@ -1828,7 +2021,7 @@
     </w:p>
     <w:p>
       <w:pPr>
-        <w:pStyle w:val="BodyText"/>
+        <w:pStyle w:val="Textkrper"/>
         <w:rPr>
           <w:rFonts w:ascii="Arial" w:hAnsi="Arial"/>
           <w:lang w:val="de-CH"/>
@@ -1837,7 +2030,7 @@
     </w:p>
     <w:p>
       <w:pPr>
-        <w:pStyle w:val="BodyText"/>
+        <w:pStyle w:val="Textkrper"/>
         <w:rPr>
           <w:rFonts w:ascii="Consolas" w:hAnsi="Consolas"/>
           <w:sz w:val="20"/>
@@ -1872,27 +2065,7 @@
           <w:szCs w:val="20"/>
           <w:lang w:val="de-CH"/>
         </w:rPr>
-        <w:t>: </w:t>
-      </w:r>
-      <w:proofErr w:type="spellStart"/>
-      <w:r>
-        <w:rPr>
-          <w:rFonts w:ascii="Consolas" w:hAnsi="Consolas"/>
-          <w:sz w:val="20"/>
-          <w:szCs w:val="20"/>
-          <w:lang w:val="de-CH"/>
-        </w:rPr>
-        <w:t>Bearer</w:t>
-      </w:r>
-      <w:proofErr w:type="spellEnd"/>
-      <w:r>
-        <w:rPr>
-          <w:rFonts w:ascii="Consolas" w:hAnsi="Consolas"/>
-          <w:sz w:val="20"/>
-          <w:szCs w:val="20"/>
-          <w:lang w:val="de-CH"/>
-        </w:rPr>
-        <w:t> </w:t>
+        <w:t>: Bearer </w:t>
       </w:r>
       <w:proofErr w:type="spellStart"/>
       <w:r>
@@ -1926,7 +2099,7 @@
     </w:p>
     <w:p>
       <w:pPr>
-        <w:pStyle w:val="BodyText"/>
+        <w:pStyle w:val="Textkrper"/>
         <w:rPr>
           <w:rFonts w:ascii="Arial" w:hAnsi="Arial"/>
           <w:lang w:val="de-CH"/>
@@ -1935,7 +2108,7 @@
     </w:p>
     <w:p>
       <w:pPr>
-        <w:pStyle w:val="BodyText"/>
+        <w:pStyle w:val="Textkrper"/>
         <w:rPr>
           <w:rFonts w:ascii="Arial" w:hAnsi="Arial"/>
           <w:lang w:val="de-CH"/>
@@ -1958,7 +2131,7 @@
     </w:p>
     <w:p>
       <w:pPr>
-        <w:pStyle w:val="BodyText"/>
+        <w:pStyle w:val="Textkrper"/>
         <w:rPr>
           <w:lang w:val="de-CH"/>
         </w:rPr>
@@ -1966,7 +2139,7 @@
     </w:p>
     <w:p>
       <w:pPr>
-        <w:pStyle w:val="Heading2"/>
+        <w:pStyle w:val="berschrift2"/>
         <w:spacing w:line="276" w:lineRule="auto"/>
         <w:rPr>
           <w:rFonts w:ascii="Arial" w:hAnsi="Arial"/>
@@ -2009,7 +2182,7 @@
     </w:p>
     <w:p>
       <w:pPr>
-        <w:pStyle w:val="BodyText"/>
+        <w:pStyle w:val="Textkrper"/>
         <w:rPr>
           <w:rFonts w:ascii="Arial" w:hAnsi="Arial"/>
           <w:lang w:val="de-CH"/>
@@ -2100,12 +2273,21 @@
           <w:bCs/>
           <w:lang w:val="de-CH"/>
         </w:rPr>
-        <w:t>dpunkt Fragebogen</w:t>
+        <w:t xml:space="preserve">dpunkt </w:t>
       </w:r>
       <w:bookmarkEnd w:id="5"/>
       <w:r>
         <w:rPr>
           <w:rFonts w:ascii="Arial" w:hAnsi="Arial"/>
+          <w:b/>
+          <w:bCs/>
+          <w:lang w:val="de-CH"/>
+        </w:rPr>
+        <w:t>Notizen</w:t>
+      </w:r>
+      <w:r>
+        <w:rPr>
+          <w:rFonts w:ascii="Arial" w:hAnsi="Arial"/>
           <w:lang w:val="de-CH"/>
         </w:rPr>
         <w:br/>
@@ -2138,13 +2320,6 @@
           <w:lang w:val="de-CH"/>
         </w:rPr>
         <w:t>eines einzelnen</w:t>
-      </w:r>
-      <w:r>
-        <w:rPr>
-          <w:rFonts w:ascii="Arial" w:hAnsi="Arial"/>
-          <w:lang w:val="de-CH"/>
-        </w:rPr>
-        <w:t xml:space="preserve"> Fragebogen</w:t>
       </w:r>
       <w:r>
         <w:rPr>
@@ -2177,7 +2352,7 @@
     </w:p>
     <w:p>
       <w:pPr>
-        <w:pStyle w:val="BodyText"/>
+        <w:pStyle w:val="Textkrper"/>
         <w:rPr>
           <w:rFonts w:ascii="Consolas" w:hAnsi="Consolas"/>
           <w:sz w:val="20"/>
@@ -2278,13 +2453,33 @@
           <w:szCs w:val="20"/>
           <w:lang w:val="de-CH"/>
         </w:rPr>
-        <w:t>fragebogen</w:t>
+        <w:t>anlass/${ANLASS_</w:t>
+      </w:r>
+      <w:proofErr w:type="gramStart"/>
+      <w:r>
+        <w:rPr>
+          <w:rFonts w:ascii="Consolas" w:hAnsi="Consolas"/>
+          <w:sz w:val="20"/>
+          <w:szCs w:val="20"/>
+          <w:lang w:val="de-CH"/>
+        </w:rPr>
+        <w:t>ID}/</w:t>
+      </w:r>
+      <w:proofErr w:type="gramEnd"/>
+      <w:r>
+        <w:rPr>
+          <w:rFonts w:ascii="Consolas" w:hAnsi="Consolas"/>
+          <w:sz w:val="20"/>
+          <w:szCs w:val="20"/>
+          <w:lang w:val="de-CH"/>
+        </w:rPr>
+        <w:t>${NOTIZ_TYP}</w:t>
       </w:r>
     </w:p>
     <w:bookmarkEnd w:id="6"/>
     <w:p>
       <w:pPr>
-        <w:pStyle w:val="BodyText"/>
+        <w:pStyle w:val="Textkrper"/>
         <w:rPr>
           <w:rFonts w:ascii="Arial" w:hAnsi="Arial"/>
           <w:color w:val="FF0000"/>
@@ -2294,7 +2489,7 @@
     </w:p>
     <w:p>
       <w:pPr>
-        <w:pStyle w:val="BodyText"/>
+        <w:pStyle w:val="Textkrper"/>
         <w:rPr>
           <w:lang w:val="de-CH"/>
         </w:rPr>
@@ -2302,7 +2497,7 @@
     </w:p>
     <w:p>
       <w:pPr>
-        <w:pStyle w:val="BodyText"/>
+        <w:pStyle w:val="Textkrper"/>
         <w:rPr>
           <w:rFonts w:ascii="Arial" w:eastAsia="Arial" w:hAnsi="Arial" w:cs="Arial"/>
           <w:lang w:val="de-CH"/>
@@ -2318,7 +2513,7 @@
     </w:p>
     <w:p>
       <w:pPr>
-        <w:pStyle w:val="BodyText"/>
+        <w:pStyle w:val="Textkrper"/>
         <w:rPr>
           <w:rFonts w:ascii="Arial" w:eastAsia="Arial" w:hAnsi="Arial" w:cs="Arial"/>
           <w:lang w:val="de-CH"/>
@@ -2350,7 +2545,7 @@
     </w:p>
     <w:p>
       <w:pPr>
-        <w:pStyle w:val="BodyText"/>
+        <w:pStyle w:val="Textkrper"/>
         <w:rPr>
           <w:lang w:val="de-CH"/>
         </w:rPr>
@@ -2358,29 +2553,37 @@
     </w:p>
     <w:p>
       <w:pPr>
-        <w:pStyle w:val="BodyText"/>
-        <w:rPr>
-          <w:rFonts w:ascii="Consolas" w:hAnsi="Consolas"/>
-          <w:sz w:val="20"/>
-          <w:szCs w:val="20"/>
-          <w:lang w:val="en-CH"/>
-        </w:rPr>
-      </w:pPr>
-      <w:r>
-        <w:rPr>
-          <w:rFonts w:ascii="Consolas" w:hAnsi="Consolas"/>
-          <w:sz w:val="20"/>
-          <w:szCs w:val="20"/>
-          <w:lang w:val="en-CH"/>
-        </w:rPr>
-        <w:t>#!/bin/sh</w:t>
-      </w:r>
-      <w:r>
-        <w:rPr>
-          <w:rFonts w:ascii="Consolas" w:hAnsi="Consolas"/>
-          <w:sz w:val="20"/>
-          <w:szCs w:val="20"/>
-          <w:lang w:val="en-CH"/>
+        <w:pStyle w:val="Textkrper"/>
+        <w:rPr>
+          <w:rFonts w:ascii="Consolas" w:hAnsi="Consolas"/>
+          <w:sz w:val="20"/>
+          <w:szCs w:val="20"/>
+          <w:lang w:val="de-CH"/>
+        </w:rPr>
+      </w:pPr>
+      <w:proofErr w:type="gramStart"/>
+      <w:r>
+        <w:rPr>
+          <w:rFonts w:ascii="Consolas" w:hAnsi="Consolas"/>
+          <w:sz w:val="20"/>
+          <w:szCs w:val="20"/>
+        </w:rPr>
+        <w:t>#!/</w:t>
+      </w:r>
+      <w:proofErr w:type="gramEnd"/>
+      <w:r>
+        <w:rPr>
+          <w:rFonts w:ascii="Consolas" w:hAnsi="Consolas"/>
+          <w:sz w:val="20"/>
+          <w:szCs w:val="20"/>
+        </w:rPr>
+        <w:t>bin/sh</w:t>
+      </w:r>
+      <w:r>
+        <w:rPr>
+          <w:rFonts w:ascii="Consolas" w:hAnsi="Consolas"/>
+          <w:sz w:val="20"/>
+          <w:szCs w:val="20"/>
         </w:rPr>
         <w:br/>
       </w:r>
@@ -2389,7 +2592,6 @@
           <w:rFonts w:ascii="Consolas" w:hAnsi="Consolas"/>
           <w:sz w:val="20"/>
           <w:szCs w:val="20"/>
-          <w:lang w:val="en-CH"/>
         </w:rPr>
         <w:br/>
         <w:t>#</w:t>
@@ -2399,7 +2601,6 @@
           <w:rFonts w:ascii="Consolas" w:hAnsi="Consolas"/>
           <w:sz w:val="20"/>
           <w:szCs w:val="20"/>
-          <w:lang w:val="en-CH"/>
         </w:rPr>
         <w:t xml:space="preserve"> </w:t>
       </w:r>
@@ -2408,7 +2609,6 @@
           <w:rFonts w:ascii="Consolas" w:hAnsi="Consolas"/>
           <w:sz w:val="20"/>
           <w:szCs w:val="20"/>
-          <w:lang w:val="en-CH"/>
         </w:rPr>
         <w:t>Send data</w:t>
       </w:r>
@@ -2417,17 +2617,33 @@
           <w:rFonts w:ascii="Consolas" w:hAnsi="Consolas"/>
           <w:sz w:val="20"/>
           <w:szCs w:val="20"/>
-          <w:lang w:val="en-CH"/>
         </w:rPr>
         <w:br/>
-        <w:t xml:space="preserve"># Replace these values with  the actual </w:t>
-      </w:r>
-      <w:r>
-        <w:rPr>
-          <w:rFonts w:ascii="Consolas" w:hAnsi="Consolas"/>
-          <w:sz w:val="20"/>
-          <w:szCs w:val="20"/>
-          <w:lang w:val="en-CH"/>
+        <w:t xml:space="preserve"># Replace these values </w:t>
+      </w:r>
+      <w:proofErr w:type="gramStart"/>
+      <w:r>
+        <w:rPr>
+          <w:rFonts w:ascii="Consolas" w:hAnsi="Consolas"/>
+          <w:sz w:val="20"/>
+          <w:szCs w:val="20"/>
+        </w:rPr>
+        <w:t>with  the</w:t>
+      </w:r>
+      <w:proofErr w:type="gramEnd"/>
+      <w:r>
+        <w:rPr>
+          <w:rFonts w:ascii="Consolas" w:hAnsi="Consolas"/>
+          <w:sz w:val="20"/>
+          <w:szCs w:val="20"/>
+        </w:rPr>
+        <w:t xml:space="preserve"> actual </w:t>
+      </w:r>
+      <w:r>
+        <w:rPr>
+          <w:rFonts w:ascii="Consolas" w:hAnsi="Consolas"/>
+          <w:sz w:val="20"/>
+          <w:szCs w:val="20"/>
         </w:rPr>
         <w:t>URLs</w:t>
       </w:r>
@@ -2436,7 +2652,6 @@
           <w:rFonts w:ascii="Consolas" w:hAnsi="Consolas"/>
           <w:sz w:val="20"/>
           <w:szCs w:val="20"/>
-          <w:lang w:val="en-CH"/>
         </w:rPr>
         <w:br/>
       </w:r>
@@ -2445,7 +2660,6 @@
           <w:rFonts w:ascii="Consolas" w:hAnsi="Consolas"/>
           <w:sz w:val="20"/>
           <w:szCs w:val="20"/>
-          <w:lang w:val="en-CH"/>
         </w:rPr>
         <w:t>API_SERVER_URL="https://</w:t>
       </w:r>
@@ -2455,7 +2669,6 @@
           <w:rFonts w:ascii="Consolas" w:hAnsi="Consolas"/>
           <w:sz w:val="20"/>
           <w:szCs w:val="20"/>
-          <w:lang w:val="en-CH"/>
         </w:rPr>
         <w:t>uat-api-esc-bs.dvbern.ch</w:t>
       </w:r>
@@ -2465,7 +2678,6 @@
           <w:rFonts w:ascii="Consolas" w:hAnsi="Consolas"/>
           <w:sz w:val="20"/>
           <w:szCs w:val="20"/>
-          <w:lang w:val="en-CH"/>
         </w:rPr>
         <w:t>"</w:t>
       </w:r>
@@ -2474,7 +2686,6 @@
           <w:rFonts w:ascii="Consolas" w:hAnsi="Consolas"/>
           <w:sz w:val="20"/>
           <w:szCs w:val="20"/>
-          <w:lang w:val="en-CH"/>
         </w:rPr>
         <w:br/>
       </w:r>
@@ -2484,7 +2695,6 @@
           <w:rFonts w:ascii="Consolas" w:hAnsi="Consolas"/>
           <w:sz w:val="20"/>
           <w:szCs w:val="20"/>
-          <w:lang w:val="en-CH"/>
         </w:rPr>
         <w:t>FILE_TO_SEND="testdata.csv"</w:t>
       </w:r>
@@ -2493,7 +2703,6 @@
           <w:rFonts w:ascii="Consolas" w:hAnsi="Consolas"/>
           <w:sz w:val="20"/>
           <w:szCs w:val="20"/>
-          <w:lang w:val="en-CH"/>
         </w:rPr>
         <w:br/>
       </w:r>
@@ -2503,7 +2712,6 @@
           <w:rFonts w:ascii="Consolas" w:hAnsi="Consolas"/>
           <w:sz w:val="20"/>
           <w:szCs w:val="20"/>
-          <w:lang w:val="en-CH"/>
         </w:rPr>
         <w:t>ESAD_ID</w:t>
       </w:r>
@@ -2513,7 +2721,6 @@
           <w:rFonts w:ascii="Consolas" w:hAnsi="Consolas"/>
           <w:sz w:val="20"/>
           <w:szCs w:val="20"/>
-          <w:lang w:val="en-CH"/>
         </w:rPr>
         <w:t>=</w:t>
       </w:r>
@@ -2523,7 +2730,6 @@
           <w:rFonts w:ascii="Consolas" w:hAnsi="Consolas"/>
           <w:sz w:val="20"/>
           <w:szCs w:val="20"/>
-          <w:lang w:val="en-CH"/>
         </w:rPr>
         <w:t>"</w:t>
       </w:r>
@@ -2533,7 +2739,6 @@
           <w:rFonts w:ascii="Consolas" w:hAnsi="Consolas"/>
           <w:sz w:val="20"/>
           <w:szCs w:val="20"/>
-          <w:lang w:val="en-CH"/>
         </w:rPr>
         <w:t>A01201225</w:t>
       </w:r>
@@ -2543,7 +2748,6 @@
           <w:rFonts w:ascii="Consolas" w:hAnsi="Consolas"/>
           <w:sz w:val="20"/>
           <w:szCs w:val="20"/>
-          <w:lang w:val="en-CH"/>
         </w:rPr>
         <w:t>"</w:t>
       </w:r>
@@ -2552,7 +2756,6 @@
           <w:rFonts w:ascii="Consolas" w:hAnsi="Consolas"/>
           <w:sz w:val="20"/>
           <w:szCs w:val="20"/>
-          <w:lang w:val="en-CH"/>
         </w:rPr>
         <w:br/>
       </w:r>
@@ -2562,7 +2765,6 @@
           <w:rFonts w:ascii="Consolas" w:hAnsi="Consolas"/>
           <w:sz w:val="20"/>
           <w:szCs w:val="20"/>
-          <w:lang w:val="en-CH"/>
         </w:rPr>
         <w:t>GEBURTSDATUM=</w:t>
       </w:r>
@@ -2571,7 +2773,6 @@
           <w:rFonts w:ascii="Consolas" w:hAnsi="Consolas"/>
           <w:sz w:val="20"/>
           <w:szCs w:val="20"/>
-          <w:lang w:val="en-CH"/>
         </w:rPr>
         <w:t>"</w:t>
       </w:r>
@@ -2580,7 +2781,6 @@
           <w:rFonts w:ascii="Consolas" w:hAnsi="Consolas"/>
           <w:sz w:val="20"/>
           <w:szCs w:val="20"/>
-          <w:lang w:val="en-CH"/>
         </w:rPr>
         <w:t>2008-03-09</w:t>
       </w:r>
@@ -2589,48 +2789,122 @@
           <w:rFonts w:ascii="Consolas" w:hAnsi="Consolas"/>
           <w:sz w:val="20"/>
           <w:szCs w:val="20"/>
-          <w:lang w:val="en-CH"/>
         </w:rPr>
         <w:t>"</w:t>
+      </w:r>
+      <w:r>
+        <w:rPr>
+          <w:rFonts w:ascii="Consolas" w:hAnsi="Consolas"/>
+          <w:sz w:val="20"/>
+          <w:szCs w:val="20"/>
+          <w:lang w:val="de-CH"/>
+        </w:rPr>
+        <w:br/>
+      </w:r>
+      <w:r>
+        <w:rPr>
+          <w:rFonts w:ascii="Consolas" w:hAnsi="Consolas"/>
+          <w:sz w:val="20"/>
+          <w:szCs w:val="20"/>
+          <w:lang w:val="de-CH"/>
+        </w:rPr>
+        <w:t>ANLASS_ID = "724778e1-77ed-4b0d-95c6-0b0a95e099b6"</w:t>
+      </w:r>
+      <w:r>
+        <w:rPr>
+          <w:rFonts w:ascii="Consolas" w:hAnsi="Consolas"/>
+          <w:sz w:val="20"/>
+          <w:szCs w:val="20"/>
+          <w:lang w:val="de-CH"/>
+        </w:rPr>
+        <w:br/>
+      </w:r>
+      <w:r>
+        <w:rPr>
+          <w:rFonts w:ascii="Consolas" w:hAnsi="Consolas"/>
+          <w:sz w:val="20"/>
+          <w:szCs w:val="20"/>
+          <w:lang w:val="de-CH"/>
+        </w:rPr>
+        <w:t>NOTIZ_TYP = "IMPFAUSWEIS"</w:t>
       </w:r>
     </w:p>
     <w:bookmarkEnd w:id="8"/>
     <w:p>
       <w:pPr>
-        <w:pStyle w:val="BodyText"/>
-        <w:rPr>
-          <w:rFonts w:ascii="Consolas" w:hAnsi="Consolas"/>
-          <w:sz w:val="20"/>
-          <w:szCs w:val="20"/>
-          <w:lang w:val="en-CH"/>
-        </w:rPr>
-      </w:pPr>
-      <w:r>
-        <w:rPr>
-          <w:rFonts w:ascii="Consolas" w:hAnsi="Consolas"/>
-          <w:sz w:val="20"/>
-          <w:szCs w:val="20"/>
-          <w:lang w:val="en-CH"/>
+        <w:pStyle w:val="Textkrper"/>
+        <w:rPr>
+          <w:rFonts w:ascii="Consolas" w:hAnsi="Consolas"/>
+          <w:sz w:val="20"/>
+          <w:szCs w:val="20"/>
+          <w:lang w:val="de-CH"/>
+        </w:rPr>
+      </w:pPr>
+      <w:r>
+        <w:rPr>
+          <w:rFonts w:ascii="Consolas" w:hAnsi="Consolas"/>
+          <w:sz w:val="20"/>
+          <w:szCs w:val="20"/>
+          <w:lang w:val="de-CH"/>
         </w:rPr>
         <w:br/>
-        <w:t>curl  -X 'POST' \</w:t>
-      </w:r>
-      <w:r>
-        <w:rPr>
-          <w:rFonts w:ascii="Consolas" w:hAnsi="Consolas"/>
-          <w:sz w:val="20"/>
-          <w:szCs w:val="20"/>
-          <w:lang w:val="en-CH"/>
+      </w:r>
+      <w:proofErr w:type="spellStart"/>
+      <w:r>
+        <w:rPr>
+          <w:rFonts w:ascii="Consolas" w:hAnsi="Consolas"/>
+          <w:sz w:val="20"/>
+          <w:szCs w:val="20"/>
+          <w:lang w:val="de-CH"/>
+        </w:rPr>
+        <w:t>curl</w:t>
+      </w:r>
+      <w:proofErr w:type="spellEnd"/>
+      <w:r>
+        <w:rPr>
+          <w:rFonts w:ascii="Consolas" w:hAnsi="Consolas"/>
+          <w:sz w:val="20"/>
+          <w:szCs w:val="20"/>
+          <w:lang w:val="de-CH"/>
+        </w:rPr>
+        <w:t xml:space="preserve">  -X 'POST' \</w:t>
+      </w:r>
+      <w:r>
+        <w:rPr>
+          <w:rFonts w:ascii="Consolas" w:hAnsi="Consolas"/>
+          <w:sz w:val="20"/>
+          <w:szCs w:val="20"/>
+          <w:lang w:val="de-CH"/>
         </w:rPr>
         <w:br/>
-        <w:t xml:space="preserve">  "${API_SERVER_URL}/api/</w:t>
-      </w:r>
-      <w:r>
-        <w:rPr>
-          <w:rFonts w:ascii="Consolas" w:hAnsi="Consolas"/>
-          <w:sz w:val="20"/>
-          <w:szCs w:val="20"/>
-          <w:lang w:val="en-CH"/>
+        <w:t xml:space="preserve">  "${API_SERVER_URL}/</w:t>
+      </w:r>
+      <w:proofErr w:type="spellStart"/>
+      <w:r>
+        <w:rPr>
+          <w:rFonts w:ascii="Consolas" w:hAnsi="Consolas"/>
+          <w:sz w:val="20"/>
+          <w:szCs w:val="20"/>
+          <w:lang w:val="de-CH"/>
+        </w:rPr>
+        <w:t>api</w:t>
+      </w:r>
+      <w:proofErr w:type="spellEnd"/>
+      <w:r>
+        <w:rPr>
+          <w:rFonts w:ascii="Consolas" w:hAnsi="Consolas"/>
+          <w:sz w:val="20"/>
+          <w:szCs w:val="20"/>
+          <w:lang w:val="de-CH"/>
+        </w:rPr>
+        <w:t>/</w:t>
+      </w:r>
+      <w:r>
+        <w:rPr>
+          <w:rFonts w:ascii="Consolas" w:hAnsi="Consolas"/>
+          <w:sz w:val="20"/>
+          <w:szCs w:val="20"/>
+          <w:lang w:val="de-CH"/>
         </w:rPr>
         <w:t>file-ingress/dossier</w:t>
       </w:r>
@@ -2640,7 +2914,7 @@
           <w:rFonts w:ascii="Consolas" w:hAnsi="Consolas"/>
           <w:sz w:val="20"/>
           <w:szCs w:val="20"/>
-          <w:lang w:val="en-CH"/>
+          <w:lang w:val="de-CH"/>
         </w:rPr>
         <w:t>/${ESAD_ID}</w:t>
       </w:r>
@@ -2650,16 +2924,42 @@
           <w:rFonts w:ascii="Consolas" w:hAnsi="Consolas"/>
           <w:sz w:val="20"/>
           <w:szCs w:val="20"/>
-          <w:lang w:val="en-CH"/>
-        </w:rPr>
-        <w:t>/fragebogen</w:t>
-      </w:r>
-      <w:r>
-        <w:rPr>
-          <w:rFonts w:ascii="Consolas" w:hAnsi="Consolas"/>
-          <w:sz w:val="20"/>
-          <w:szCs w:val="20"/>
-          <w:lang w:val="en-CH"/>
+          <w:lang w:val="de-CH"/>
+        </w:rPr>
+        <w:t>/</w:t>
+      </w:r>
+      <w:r>
+        <w:rPr>
+          <w:lang w:val="de-CH"/>
+        </w:rPr>
+        <w:t xml:space="preserve"> </w:t>
+      </w:r>
+      <w:proofErr w:type="spellStart"/>
+      <w:r>
+        <w:rPr>
+          <w:rFonts w:ascii="Consolas" w:hAnsi="Consolas"/>
+          <w:sz w:val="20"/>
+          <w:szCs w:val="20"/>
+          <w:lang w:val="de-CH"/>
+        </w:rPr>
+        <w:t>anlass</w:t>
+      </w:r>
+      <w:proofErr w:type="spellEnd"/>
+      <w:r>
+        <w:rPr>
+          <w:rFonts w:ascii="Consolas" w:hAnsi="Consolas"/>
+          <w:sz w:val="20"/>
+          <w:szCs w:val="20"/>
+          <w:lang w:val="de-CH"/>
+        </w:rPr>
+        <w:t>/${ANLASS_ID}/${NOTIZ_TYP}</w:t>
+      </w:r>
+      <w:r>
+        <w:rPr>
+          <w:rFonts w:ascii="Consolas" w:hAnsi="Consolas"/>
+          <w:sz w:val="20"/>
+          <w:szCs w:val="20"/>
+          <w:lang w:val="de-CH"/>
         </w:rPr>
         <w:t>" \</w:t>
       </w:r>
@@ -2668,56 +2968,138 @@
           <w:rFonts w:ascii="Consolas" w:hAnsi="Consolas"/>
           <w:sz w:val="20"/>
           <w:szCs w:val="20"/>
-          <w:lang w:val="en-CH"/>
+          <w:lang w:val="de-CH"/>
         </w:rPr>
         <w:br/>
-        <w:t xml:space="preserve">  -H "Authorization : Bearer ${ACCESS_TOKEN}" \</w:t>
-      </w:r>
-      <w:r>
-        <w:rPr>
-          <w:rFonts w:ascii="Consolas" w:hAnsi="Consolas"/>
-          <w:sz w:val="20"/>
-          <w:szCs w:val="20"/>
-          <w:lang w:val="en-CH"/>
+        <w:t xml:space="preserve">  -H "</w:t>
+      </w:r>
+      <w:proofErr w:type="spellStart"/>
+      <w:r>
+        <w:rPr>
+          <w:rFonts w:ascii="Consolas" w:hAnsi="Consolas"/>
+          <w:sz w:val="20"/>
+          <w:szCs w:val="20"/>
+          <w:lang w:val="de-CH"/>
+        </w:rPr>
+        <w:t>Authorization</w:t>
+      </w:r>
+      <w:proofErr w:type="spellEnd"/>
+      <w:r>
+        <w:rPr>
+          <w:rFonts w:ascii="Consolas" w:hAnsi="Consolas"/>
+          <w:sz w:val="20"/>
+          <w:szCs w:val="20"/>
+          <w:lang w:val="de-CH"/>
+        </w:rPr>
+        <w:t xml:space="preserve"> : Bearer ${ACCESS_TOKEN}" \</w:t>
+      </w:r>
+      <w:r>
+        <w:rPr>
+          <w:rFonts w:ascii="Consolas" w:hAnsi="Consolas"/>
+          <w:sz w:val="20"/>
+          <w:szCs w:val="20"/>
+          <w:lang w:val="de-CH"/>
         </w:rPr>
         <w:br/>
-        <w:t xml:space="preserve">  -H 'accept: */*' \</w:t>
-      </w:r>
-      <w:r>
-        <w:rPr>
-          <w:rFonts w:ascii="Consolas" w:hAnsi="Consolas"/>
-          <w:sz w:val="20"/>
-          <w:szCs w:val="20"/>
-          <w:lang w:val="en-CH"/>
+        <w:t xml:space="preserve">  -H '</w:t>
+      </w:r>
+      <w:proofErr w:type="spellStart"/>
+      <w:r>
+        <w:rPr>
+          <w:rFonts w:ascii="Consolas" w:hAnsi="Consolas"/>
+          <w:sz w:val="20"/>
+          <w:szCs w:val="20"/>
+          <w:lang w:val="de-CH"/>
+        </w:rPr>
+        <w:t>accept</w:t>
+      </w:r>
+      <w:proofErr w:type="spellEnd"/>
+      <w:r>
+        <w:rPr>
+          <w:rFonts w:ascii="Consolas" w:hAnsi="Consolas"/>
+          <w:sz w:val="20"/>
+          <w:szCs w:val="20"/>
+          <w:lang w:val="de-CH"/>
+        </w:rPr>
+        <w:t>: */*' \</w:t>
+      </w:r>
+      <w:r>
+        <w:rPr>
+          <w:rFonts w:ascii="Consolas" w:hAnsi="Consolas"/>
+          <w:sz w:val="20"/>
+          <w:szCs w:val="20"/>
+          <w:lang w:val="de-CH"/>
         </w:rPr>
         <w:br/>
-        <w:t xml:space="preserve">  -H 'Content-Type: multipart/form-data' \</w:t>
-      </w:r>
-      <w:r>
-        <w:rPr>
-          <w:rFonts w:ascii="Consolas" w:hAnsi="Consolas"/>
-          <w:sz w:val="20"/>
-          <w:szCs w:val="20"/>
-          <w:lang w:val="en-CH"/>
+        <w:t xml:space="preserve">  -H 'Content-Type: </w:t>
+      </w:r>
+      <w:proofErr w:type="spellStart"/>
+      <w:r>
+        <w:rPr>
+          <w:rFonts w:ascii="Consolas" w:hAnsi="Consolas"/>
+          <w:sz w:val="20"/>
+          <w:szCs w:val="20"/>
+          <w:lang w:val="de-CH"/>
+        </w:rPr>
+        <w:t>multipart</w:t>
+      </w:r>
+      <w:proofErr w:type="spellEnd"/>
+      <w:r>
+        <w:rPr>
+          <w:rFonts w:ascii="Consolas" w:hAnsi="Consolas"/>
+          <w:sz w:val="20"/>
+          <w:szCs w:val="20"/>
+          <w:lang w:val="de-CH"/>
+        </w:rPr>
+        <w:t>/form-</w:t>
+      </w:r>
+      <w:proofErr w:type="spellStart"/>
+      <w:r>
+        <w:rPr>
+          <w:rFonts w:ascii="Consolas" w:hAnsi="Consolas"/>
+          <w:sz w:val="20"/>
+          <w:szCs w:val="20"/>
+          <w:lang w:val="de-CH"/>
+        </w:rPr>
+        <w:t>data</w:t>
+      </w:r>
+      <w:proofErr w:type="spellEnd"/>
+      <w:r>
+        <w:rPr>
+          <w:rFonts w:ascii="Consolas" w:hAnsi="Consolas"/>
+          <w:sz w:val="20"/>
+          <w:szCs w:val="20"/>
+          <w:lang w:val="de-CH"/>
+        </w:rPr>
+        <w:t>' \</w:t>
+      </w:r>
+      <w:r>
+        <w:rPr>
+          <w:rFonts w:ascii="Consolas" w:hAnsi="Consolas"/>
+          <w:sz w:val="20"/>
+          <w:szCs w:val="20"/>
+          <w:lang w:val="de-CH"/>
         </w:rPr>
         <w:br/>
         <w:t xml:space="preserve">  -F "</w:t>
       </w:r>
-      <w:r>
-        <w:rPr>
-          <w:rFonts w:ascii="Consolas" w:hAnsi="Consolas"/>
-          <w:sz w:val="20"/>
-          <w:szCs w:val="20"/>
-          <w:lang w:val="en-CH"/>
+      <w:proofErr w:type="spellStart"/>
+      <w:r>
+        <w:rPr>
+          <w:rFonts w:ascii="Consolas" w:hAnsi="Consolas"/>
+          <w:sz w:val="20"/>
+          <w:szCs w:val="20"/>
+          <w:lang w:val="de-CH"/>
         </w:rPr>
         <w:t>file</w:t>
       </w:r>
-      <w:r>
-        <w:rPr>
-          <w:rFonts w:ascii="Consolas" w:hAnsi="Consolas"/>
-          <w:sz w:val="20"/>
-          <w:szCs w:val="20"/>
-          <w:lang w:val="en-CH"/>
+      <w:proofErr w:type="spellEnd"/>
+      <w:r>
+        <w:rPr>
+          <w:rFonts w:ascii="Consolas" w:hAnsi="Consolas"/>
+          <w:sz w:val="20"/>
+          <w:szCs w:val="20"/>
+          <w:lang w:val="de-CH"/>
         </w:rPr>
         <w:t>=@${FILE_TO_SEND}</w:t>
       </w:r>
@@ -2726,7 +3108,7 @@
           <w:rFonts w:ascii="Consolas" w:hAnsi="Consolas"/>
           <w:sz w:val="20"/>
           <w:szCs w:val="20"/>
-          <w:lang w:val="en-CH"/>
+          <w:lang w:val="de-CH"/>
         </w:rPr>
         <w:t>;filename</w:t>
       </w:r>
@@ -2736,7 +3118,7 @@
           <w:rFonts w:ascii="Consolas" w:hAnsi="Consolas"/>
           <w:sz w:val="20"/>
           <w:szCs w:val="20"/>
-          <w:lang w:val="en-CH"/>
+          <w:lang w:val="de-CH"/>
         </w:rPr>
         <w:t>=</w:t>
       </w:r>
@@ -2745,7 +3127,7 @@
           <w:rFonts w:ascii="Consolas" w:hAnsi="Consolas"/>
           <w:sz w:val="20"/>
           <w:szCs w:val="20"/>
-          <w:lang w:val="en-CH"/>
+          <w:lang w:val="de-CH"/>
         </w:rPr>
         <w:t>${</w:t>
       </w:r>
@@ -2755,7 +3137,7 @@
           <w:rFonts w:ascii="Consolas" w:hAnsi="Consolas"/>
           <w:sz w:val="20"/>
           <w:szCs w:val="20"/>
-          <w:lang w:val="en-CH"/>
+          <w:lang w:val="de-CH"/>
         </w:rPr>
         <w:t>GEBURTSDATUM</w:t>
       </w:r>
@@ -2765,16 +3147,16 @@
           <w:rFonts w:ascii="Consolas" w:hAnsi="Consolas"/>
           <w:sz w:val="20"/>
           <w:szCs w:val="20"/>
-          <w:lang w:val="en-CH"/>
-        </w:rPr>
-        <w:t>}</w:t>
-      </w:r>
-      <w:r>
-        <w:rPr>
-          <w:rFonts w:ascii="Consolas" w:hAnsi="Consolas"/>
-          <w:sz w:val="20"/>
-          <w:szCs w:val="20"/>
-          <w:lang w:val="en-CH"/>
+          <w:lang w:val="de-CH"/>
+        </w:rPr>
+        <w:t>}_</w:t>
+      </w:r>
+      <w:r>
+        <w:rPr>
+          <w:rFonts w:ascii="Consolas" w:hAnsi="Consolas"/>
+          <w:sz w:val="20"/>
+          <w:szCs w:val="20"/>
+          <w:lang w:val="de-CH"/>
         </w:rPr>
         <w:t>_</w:t>
       </w:r>
@@ -2783,16 +3165,7 @@
           <w:rFonts w:ascii="Consolas" w:hAnsi="Consolas"/>
           <w:sz w:val="20"/>
           <w:szCs w:val="20"/>
-          <w:lang w:val="en-CH"/>
-        </w:rPr>
-        <w:t>_</w:t>
-      </w:r>
-      <w:r>
-        <w:rPr>
-          <w:rFonts w:ascii="Consolas" w:hAnsi="Consolas"/>
-          <w:sz w:val="20"/>
-          <w:szCs w:val="20"/>
-          <w:lang w:val="en-CH"/>
+          <w:lang w:val="de-CH"/>
         </w:rPr>
         <w:t>${ESAD_ID}</w:t>
       </w:r>
@@ -2801,7 +3174,7 @@
           <w:rFonts w:ascii="Consolas" w:hAnsi="Consolas"/>
           <w:sz w:val="20"/>
           <w:szCs w:val="20"/>
-          <w:lang w:val="en-CH"/>
+          <w:lang w:val="de-CH"/>
         </w:rPr>
         <w:t>.</w:t>
       </w:r>
@@ -2811,7 +3184,7 @@
           <w:rFonts w:ascii="Consolas" w:hAnsi="Consolas"/>
           <w:sz w:val="20"/>
           <w:szCs w:val="20"/>
-          <w:lang w:val="en-CH"/>
+          <w:lang w:val="de-CH"/>
         </w:rPr>
         <w:t>pdf</w:t>
       </w:r>
@@ -2820,14 +3193,14 @@
           <w:rFonts w:ascii="Consolas" w:hAnsi="Consolas"/>
           <w:sz w:val="20"/>
           <w:szCs w:val="20"/>
-          <w:lang w:val="en-CH"/>
+          <w:lang w:val="de-CH"/>
         </w:rPr>
         <w:t>"</w:t>
       </w:r>
     </w:p>
     <w:p>
       <w:pPr>
-        <w:pStyle w:val="BodyText"/>
+        <w:pStyle w:val="Textkrper"/>
         <w:rPr>
           <w:rFonts w:ascii="Aptos" w:hAnsi="Aptos"/>
           <w:color w:val="000000"/>
@@ -2882,7 +3255,7 @@
     </w:p>
     <w:p>
       <w:pPr>
-        <w:pStyle w:val="BodyText"/>
+        <w:pStyle w:val="Textkrper"/>
         <w:rPr>
           <w:rFonts w:ascii="Aptos" w:hAnsi="Aptos"/>
           <w:i/>
@@ -2906,7 +3279,7 @@
     </w:p>
     <w:p>
       <w:pPr>
-        <w:pStyle w:val="BodyText"/>
+        <w:pStyle w:val="Textkrper"/>
         <w:rPr>
           <w:rFonts w:ascii="Aptos" w:hAnsi="Aptos"/>
           <w:color w:val="000000"/>
@@ -2983,7 +3356,7 @@
     </w:p>
     <w:p>
       <w:pPr>
-        <w:pStyle w:val="BodyText"/>
+        <w:pStyle w:val="Textkrper"/>
         <w:rPr>
           <w:rFonts w:ascii="Aptos" w:hAnsi="Aptos"/>
           <w:color w:val="000000"/>
@@ -3003,7 +3376,7 @@
     </w:p>
     <w:p>
       <w:pPr>
-        <w:pStyle w:val="BodyText"/>
+        <w:pStyle w:val="Textkrper"/>
         <w:numPr>
           <w:ilvl w:val="0"/>
           <w:numId w:val="19"/>
@@ -3065,7 +3438,7 @@
     </w:p>
     <w:p>
       <w:pPr>
-        <w:pStyle w:val="BodyText"/>
+        <w:pStyle w:val="Textkrper"/>
         <w:numPr>
           <w:ilvl w:val="0"/>
           <w:numId w:val="19"/>
@@ -3107,7 +3480,7 @@
     </w:p>
     <w:p>
       <w:pPr>
-        <w:pStyle w:val="BodyText"/>
+        <w:pStyle w:val="Textkrper"/>
         <w:numPr>
           <w:ilvl w:val="0"/>
           <w:numId w:val="19"/>
@@ -3194,292 +3567,292 @@
     </w:p>
     <w:p>
       <w:pPr>
-        <w:pStyle w:val="BodyText"/>
-        <w:rPr>
-          <w:rFonts w:ascii="Aptos" w:hAnsi="Aptos"/>
-          <w:b/>
-          <w:bCs/>
-          <w:color w:val="000000"/>
-          <w:shd w:val="clear" w:color="auto" w:fill="FFFFFF"/>
-          <w:lang w:val="de-CH"/>
-        </w:rPr>
-      </w:pPr>
+        <w:pStyle w:val="Textkrper"/>
+        <w:rPr>
+          <w:rFonts w:ascii="Aptos" w:hAnsi="Aptos"/>
+          <w:color w:val="000000"/>
+          <w:shd w:val="clear" w:color="auto" w:fill="FFFFFF"/>
+          <w:lang w:val="de-CH"/>
+        </w:rPr>
+      </w:pPr>
+      <w:r>
+        <w:rPr>
+          <w:rFonts w:ascii="Aptos" w:hAnsi="Aptos"/>
+          <w:i/>
+          <w:iCs/>
+          <w:color w:val="000000"/>
+          <w:shd w:val="clear" w:color="auto" w:fill="FFFFFF"/>
+          <w:lang w:val="de-CH"/>
+        </w:rPr>
+        <w:lastRenderedPageBreak/>
+        <w:t>Notiz Typ</w:t>
+      </w:r>
+      <w:r>
+        <w:rPr>
+          <w:rFonts w:ascii="Aptos" w:hAnsi="Aptos"/>
+          <w:i/>
+          <w:iCs/>
+          <w:color w:val="000000"/>
+          <w:shd w:val="clear" w:color="auto" w:fill="FFFFFF"/>
+          <w:lang w:val="de-CH"/>
+        </w:rPr>
+        <w:br/>
+      </w:r>
+      <w:r>
+        <w:rPr>
+          <w:rFonts w:ascii="Aptos" w:hAnsi="Aptos"/>
+          <w:color w:val="000000"/>
+          <w:shd w:val="clear" w:color="auto" w:fill="FFFFFF"/>
+          <w:lang w:val="de-CH"/>
+        </w:rPr>
+        <w:t>Die folgenden Notiztypen sind möglich und werden von der Schnittstelle akzeptiert:</w:t>
+      </w:r>
     </w:p>
     <w:p>
       <w:pPr>
-        <w:pStyle w:val="BodyText"/>
-        <w:rPr>
-          <w:rFonts w:ascii="Aptos" w:hAnsi="Aptos"/>
-          <w:color w:val="000000"/>
-          <w:shd w:val="clear" w:color="auto" w:fill="FFFFFF"/>
-          <w:lang w:val="de-CH"/>
-        </w:rPr>
-      </w:pPr>
-      <w:r>
-        <w:rPr>
-          <w:rFonts w:ascii="Aptos" w:hAnsi="Aptos"/>
-          <w:color w:val="000000"/>
-          <w:shd w:val="clear" w:color="auto" w:fill="FFFFFF"/>
-          <w:lang w:val="de-CH"/>
-        </w:rPr>
-        <w:t xml:space="preserve">Die Verarbeitung des CSV erfolgt </w:t>
-      </w:r>
-      <w:r>
-        <w:rPr>
-          <w:rFonts w:ascii="Aptos" w:hAnsi="Aptos"/>
-          <w:color w:val="000000"/>
-          <w:shd w:val="clear" w:color="auto" w:fill="FFFFFF"/>
-          <w:lang w:val="de-CH"/>
-        </w:rPr>
-        <w:t>synchron</w:t>
-      </w:r>
-      <w:r>
-        <w:rPr>
-          <w:rFonts w:ascii="Aptos" w:hAnsi="Aptos"/>
-          <w:color w:val="000000"/>
-          <w:shd w:val="clear" w:color="auto" w:fill="FFFFFF"/>
-          <w:lang w:val="de-CH"/>
-        </w:rPr>
-        <w:t xml:space="preserve">. Das heisst der Upload wird </w:t>
-      </w:r>
-      <w:r>
-        <w:rPr>
-          <w:rFonts w:ascii="Aptos" w:hAnsi="Aptos"/>
-          <w:color w:val="000000"/>
-          <w:shd w:val="clear" w:color="auto" w:fill="FFFFFF"/>
-          <w:lang w:val="de-CH"/>
-        </w:rPr>
-        <w:t xml:space="preserve">sofort verarbeitet und es wird eine Antwort </w:t>
-      </w:r>
-      <w:r>
-        <w:rPr>
-          <w:rFonts w:ascii="Aptos" w:hAnsi="Aptos"/>
-          <w:color w:val="000000"/>
-          <w:shd w:val="clear" w:color="auto" w:fill="FFFFFF"/>
-          <w:lang w:val="de-CH"/>
-        </w:rPr>
-        <w:t>zurückgeliefert,</w:t>
-      </w:r>
-      <w:r>
-        <w:rPr>
-          <w:rFonts w:ascii="Aptos" w:hAnsi="Aptos"/>
-          <w:color w:val="000000"/>
-          <w:shd w:val="clear" w:color="auto" w:fill="FFFFFF"/>
-          <w:lang w:val="de-CH"/>
-        </w:rPr>
-        <w:t xml:space="preserve"> die der Client </w:t>
-      </w:r>
-      <w:r>
-        <w:rPr>
-          <w:rFonts w:ascii="Aptos" w:hAnsi="Aptos"/>
-          <w:color w:val="000000"/>
-          <w:shd w:val="clear" w:color="auto" w:fill="FFFFFF"/>
-          <w:lang w:val="de-CH"/>
-        </w:rPr>
-        <w:t>a</w:t>
-      </w:r>
-      <w:r>
-        <w:rPr>
-          <w:rFonts w:ascii="Aptos" w:hAnsi="Aptos"/>
-          <w:color w:val="000000"/>
-          <w:shd w:val="clear" w:color="auto" w:fill="FFFFFF"/>
-          <w:lang w:val="de-CH"/>
-        </w:rPr>
-        <w:t xml:space="preserve">uswerten </w:t>
-      </w:r>
-      <w:r>
-        <w:rPr>
-          <w:rFonts w:ascii="Aptos" w:hAnsi="Aptos"/>
-          <w:color w:val="000000"/>
-          <w:shd w:val="clear" w:color="auto" w:fill="FFFFFF"/>
-          <w:lang w:val="de-CH"/>
-        </w:rPr>
-        <w:t>muss</w:t>
-      </w:r>
-      <w:r>
-        <w:rPr>
-          <w:rFonts w:ascii="Aptos" w:hAnsi="Aptos"/>
-          <w:color w:val="000000"/>
-          <w:shd w:val="clear" w:color="auto" w:fill="FFFFFF"/>
-          <w:lang w:val="de-CH"/>
-        </w:rPr>
-        <w:t>.</w:t>
-      </w:r>
-    </w:p>
-    <w:p>
-      <w:pPr>
-        <w:pStyle w:val="BodyText"/>
-        <w:rPr>
-          <w:rFonts w:ascii="Aptos" w:hAnsi="Aptos"/>
-          <w:color w:val="000000"/>
-          <w:shd w:val="clear" w:color="auto" w:fill="FFFFFF"/>
-          <w:lang w:val="de-CH"/>
-        </w:rPr>
-      </w:pPr>
-      <w:proofErr w:type="spellStart"/>
-      <w:r>
-        <w:rPr>
-          <w:rFonts w:ascii="Aptos" w:hAnsi="Aptos"/>
-          <w:color w:val="000000"/>
-          <w:shd w:val="clear" w:color="auto" w:fill="FFFFFF"/>
-          <w:lang w:val="de-CH"/>
-        </w:rPr>
-        <w:lastRenderedPageBreak/>
-        <w:t>eSAD</w:t>
-      </w:r>
-      <w:proofErr w:type="spellEnd"/>
-      <w:r>
-        <w:rPr>
-          <w:rFonts w:ascii="Aptos" w:hAnsi="Aptos"/>
-          <w:color w:val="000000"/>
-          <w:shd w:val="clear" w:color="auto" w:fill="FFFFFF"/>
-          <w:lang w:val="de-CH"/>
-        </w:rPr>
-        <w:t xml:space="preserve"> sucht nach dem Empfang der Datei anhand der ESAD ID das entsprechende Dossier. Danach wird im Dossier</w:t>
-      </w:r>
-      <w:r>
-        <w:rPr>
-          <w:rFonts w:ascii="Aptos" w:hAnsi="Aptos"/>
-          <w:color w:val="000000"/>
-          <w:shd w:val="clear" w:color="auto" w:fill="FFFFFF"/>
-          <w:lang w:val="de-CH"/>
-        </w:rPr>
-        <w:t xml:space="preserve"> nach der Untersuchung gesucht, an die der Fragebogen angehängt werden soll. Dies passiert gemäss folgender Regeln</w:t>
-      </w:r>
-    </w:p>
-    <w:p>
-      <w:pPr>
-        <w:pStyle w:val="BodyText"/>
+        <w:pStyle w:val="Textkrper"/>
         <w:numPr>
           <w:ilvl w:val="0"/>
           <w:numId w:val="19"/>
         </w:numPr>
         <w:rPr>
-          <w:rFonts w:ascii="Arial" w:hAnsi="Arial"/>
-          <w:lang w:val="de-CH"/>
-        </w:rPr>
-      </w:pPr>
-      <w:r>
-        <w:rPr>
-          <w:rFonts w:ascii="Arial" w:hAnsi="Arial"/>
-          <w:lang w:val="de-CH"/>
-        </w:rPr>
-        <w:t>Es werden nur Anlässe in Betracht gezogen, die nicht vom Typ Impfen sind</w:t>
+          <w:rFonts w:ascii="Aptos" w:hAnsi="Aptos"/>
+          <w:color w:val="000000"/>
+          <w:shd w:val="clear" w:color="auto" w:fill="FFFFFF"/>
+          <w:lang w:val="de-CH"/>
+        </w:rPr>
+      </w:pPr>
+      <w:r>
+        <w:rPr>
+          <w:rFonts w:ascii="Aptos" w:hAnsi="Aptos"/>
+          <w:color w:val="000000"/>
+          <w:shd w:val="clear" w:color="auto" w:fill="FFFFFF"/>
+          <w:lang w:val="de-CH"/>
+        </w:rPr>
+        <w:t>FRAGEBOGEN</w:t>
       </w:r>
     </w:p>
     <w:p>
       <w:pPr>
-        <w:pStyle w:val="BodyText"/>
+        <w:pStyle w:val="Textkrper"/>
         <w:numPr>
           <w:ilvl w:val="0"/>
           <w:numId w:val="19"/>
         </w:numPr>
         <w:rPr>
-          <w:rFonts w:ascii="Arial" w:hAnsi="Arial"/>
-          <w:lang w:val="de-CH"/>
-        </w:rPr>
-      </w:pPr>
-      <w:r>
-        <w:rPr>
-          <w:rFonts w:ascii="Arial" w:hAnsi="Arial"/>
-          <w:lang w:val="de-CH"/>
-        </w:rPr>
-        <w:t>Wenn dadurch nur 1 Anlass gefunden wird dieser verwendet</w:t>
+          <w:rFonts w:ascii="Aptos" w:hAnsi="Aptos"/>
+          <w:color w:val="000000"/>
+          <w:shd w:val="clear" w:color="auto" w:fill="FFFFFF"/>
+          <w:lang w:val="de-CH"/>
+        </w:rPr>
+      </w:pPr>
+      <w:r>
+        <w:rPr>
+          <w:rFonts w:ascii="Aptos" w:hAnsi="Aptos"/>
+          <w:color w:val="000000"/>
+          <w:shd w:val="clear" w:color="auto" w:fill="FFFFFF"/>
+          <w:lang w:val="de-CH"/>
+        </w:rPr>
+        <w:t>IMPFAUSWEIS</w:t>
       </w:r>
     </w:p>
     <w:p>
       <w:pPr>
-        <w:pStyle w:val="BodyText"/>
+        <w:pStyle w:val="Textkrper"/>
         <w:numPr>
           <w:ilvl w:val="0"/>
           <w:numId w:val="19"/>
         </w:numPr>
         <w:rPr>
-          <w:rFonts w:ascii="Arial" w:hAnsi="Arial"/>
-          <w:lang w:val="de-CH"/>
-        </w:rPr>
-      </w:pPr>
-      <w:r>
-        <w:rPr>
-          <w:rFonts w:ascii="Arial" w:hAnsi="Arial"/>
-          <w:lang w:val="de-CH"/>
-        </w:rPr>
-        <w:t>Wenn keiner gefunden wird, ist das ein Fehler</w:t>
+          <w:rFonts w:ascii="Aptos" w:hAnsi="Aptos"/>
+          <w:color w:val="000000"/>
+          <w:shd w:val="clear" w:color="auto" w:fill="FFFFFF"/>
+          <w:lang w:val="de-CH"/>
+        </w:rPr>
+      </w:pPr>
+      <w:r>
+        <w:rPr>
+          <w:rFonts w:ascii="Aptos" w:hAnsi="Aptos"/>
+          <w:color w:val="000000"/>
+          <w:shd w:val="clear" w:color="auto" w:fill="FFFFFF"/>
+          <w:lang w:val="de-CH"/>
+        </w:rPr>
+        <w:t>ANMELDUNG_BESTAETIGUNG</w:t>
       </w:r>
     </w:p>
     <w:p>
       <w:pPr>
-        <w:pStyle w:val="BodyText"/>
+        <w:pStyle w:val="Textkrper"/>
         <w:numPr>
           <w:ilvl w:val="0"/>
           <w:numId w:val="19"/>
         </w:numPr>
         <w:rPr>
-          <w:rFonts w:ascii="Arial" w:hAnsi="Arial"/>
-          <w:lang w:val="de-CH"/>
-        </w:rPr>
-      </w:pPr>
-      <w:r>
-        <w:rPr>
-          <w:rFonts w:ascii="Aptos" w:hAnsi="Aptos"/>
-          <w:color w:val="000000"/>
-          <w:shd w:val="clear" w:color="auto" w:fill="FFFFFF"/>
-          <w:lang w:val="de-CH"/>
-        </w:rPr>
-        <w:t>Wenn mehrere Anlässe unterschiedlichen Typs gefunden werden, ist das ein Fehler</w:t>
+          <w:rFonts w:ascii="Aptos" w:hAnsi="Aptos"/>
+          <w:color w:val="000000"/>
+          <w:shd w:val="clear" w:color="auto" w:fill="FFFFFF"/>
+          <w:lang w:val="de-CH"/>
+        </w:rPr>
+      </w:pPr>
+      <w:r>
+        <w:rPr>
+          <w:rFonts w:ascii="Aptos" w:hAnsi="Aptos"/>
+          <w:color w:val="000000"/>
+          <w:shd w:val="clear" w:color="auto" w:fill="FFFFFF"/>
+          <w:lang w:val="de-CH"/>
+        </w:rPr>
+        <w:t>IMPF</w:t>
+      </w:r>
+      <w:r>
+        <w:rPr>
+          <w:rFonts w:ascii="Aptos" w:hAnsi="Aptos"/>
+          <w:color w:val="000000"/>
+          <w:shd w:val="clear" w:color="auto" w:fill="FFFFFF"/>
+          <w:lang w:val="de-CH"/>
+        </w:rPr>
+        <w:t>EINVERSTAENDNIS</w:t>
       </w:r>
     </w:p>
     <w:p>
       <w:pPr>
-        <w:pStyle w:val="BodyText"/>
-        <w:numPr>
-          <w:ilvl w:val="0"/>
-          <w:numId w:val="19"/>
-        </w:numPr>
-        <w:rPr>
-          <w:rFonts w:ascii="Arial" w:hAnsi="Arial"/>
-          <w:lang w:val="de-CH"/>
-        </w:rPr>
-      </w:pPr>
-      <w:r>
-        <w:rPr>
-          <w:rFonts w:ascii="Aptos" w:hAnsi="Aptos"/>
-          <w:color w:val="000000"/>
-          <w:shd w:val="clear" w:color="auto" w:fill="FFFFFF"/>
-          <w:lang w:val="de-CH"/>
-        </w:rPr>
-        <w:t>Ansonsten, bei mehreren Anlässen desselben Typs, nehmen wir den neusten gem. Anlassdatum.</w:t>
-      </w:r>
+        <w:pStyle w:val="Textkrper"/>
+        <w:rPr>
+          <w:rFonts w:ascii="Aptos" w:hAnsi="Aptos"/>
+          <w:color w:val="000000"/>
+          <w:shd w:val="clear" w:color="auto" w:fill="FFFFFF"/>
+          <w:lang w:val="de-CH"/>
+        </w:rPr>
+      </w:pPr>
     </w:p>
     <w:p>
       <w:pPr>
-        <w:pStyle w:val="BodyText"/>
-        <w:ind w:left="720"/>
-        <w:rPr>
-          <w:rFonts w:ascii="Arial" w:hAnsi="Arial"/>
-          <w:lang w:val="de-CH"/>
-        </w:rPr>
-      </w:pPr>
+        <w:pStyle w:val="Textkrper"/>
+        <w:rPr>
+          <w:rFonts w:ascii="Aptos" w:hAnsi="Aptos"/>
+          <w:color w:val="000000"/>
+          <w:shd w:val="clear" w:color="auto" w:fill="FFFFFF"/>
+          <w:lang w:val="de-CH"/>
+        </w:rPr>
+      </w:pPr>
+      <w:r>
+        <w:rPr>
+          <w:rFonts w:ascii="Aptos" w:hAnsi="Aptos"/>
+          <w:color w:val="000000"/>
+          <w:shd w:val="clear" w:color="auto" w:fill="FFFFFF"/>
+          <w:lang w:val="de-CH"/>
+        </w:rPr>
+        <w:t>Die Verarbeitung de</w:t>
+      </w:r>
+      <w:r>
+        <w:rPr>
+          <w:rFonts w:ascii="Aptos" w:hAnsi="Aptos"/>
+          <w:color w:val="000000"/>
+          <w:shd w:val="clear" w:color="auto" w:fill="FFFFFF"/>
+          <w:lang w:val="de-CH"/>
+        </w:rPr>
+        <w:t>r Datei</w:t>
+      </w:r>
+      <w:r>
+        <w:rPr>
+          <w:rFonts w:ascii="Aptos" w:hAnsi="Aptos"/>
+          <w:color w:val="000000"/>
+          <w:shd w:val="clear" w:color="auto" w:fill="FFFFFF"/>
+          <w:lang w:val="de-CH"/>
+        </w:rPr>
+        <w:t xml:space="preserve"> erfolgt </w:t>
+      </w:r>
+      <w:r>
+        <w:rPr>
+          <w:rFonts w:ascii="Aptos" w:hAnsi="Aptos"/>
+          <w:color w:val="000000"/>
+          <w:shd w:val="clear" w:color="auto" w:fill="FFFFFF"/>
+          <w:lang w:val="de-CH"/>
+        </w:rPr>
+        <w:t>synchron</w:t>
+      </w:r>
+      <w:r>
+        <w:rPr>
+          <w:rFonts w:ascii="Aptos" w:hAnsi="Aptos"/>
+          <w:color w:val="000000"/>
+          <w:shd w:val="clear" w:color="auto" w:fill="FFFFFF"/>
+          <w:lang w:val="de-CH"/>
+        </w:rPr>
+        <w:t xml:space="preserve">. Das heisst der Upload wird </w:t>
+      </w:r>
+      <w:r>
+        <w:rPr>
+          <w:rFonts w:ascii="Aptos" w:hAnsi="Aptos"/>
+          <w:color w:val="000000"/>
+          <w:shd w:val="clear" w:color="auto" w:fill="FFFFFF"/>
+          <w:lang w:val="de-CH"/>
+        </w:rPr>
+        <w:t xml:space="preserve">sofort verarbeitet und es wird eine Antwort </w:t>
+      </w:r>
+      <w:r>
+        <w:rPr>
+          <w:rFonts w:ascii="Aptos" w:hAnsi="Aptos"/>
+          <w:color w:val="000000"/>
+          <w:shd w:val="clear" w:color="auto" w:fill="FFFFFF"/>
+          <w:lang w:val="de-CH"/>
+        </w:rPr>
+        <w:t>zurückgeliefert,</w:t>
+      </w:r>
+      <w:r>
+        <w:rPr>
+          <w:rFonts w:ascii="Aptos" w:hAnsi="Aptos"/>
+          <w:color w:val="000000"/>
+          <w:shd w:val="clear" w:color="auto" w:fill="FFFFFF"/>
+          <w:lang w:val="de-CH"/>
+        </w:rPr>
+        <w:t xml:space="preserve"> die der Client </w:t>
+      </w:r>
+      <w:r>
+        <w:rPr>
+          <w:rFonts w:ascii="Aptos" w:hAnsi="Aptos"/>
+          <w:color w:val="000000"/>
+          <w:shd w:val="clear" w:color="auto" w:fill="FFFFFF"/>
+          <w:lang w:val="de-CH"/>
+        </w:rPr>
+        <w:t>a</w:t>
+      </w:r>
+      <w:r>
+        <w:rPr>
+          <w:rFonts w:ascii="Aptos" w:hAnsi="Aptos"/>
+          <w:color w:val="000000"/>
+          <w:shd w:val="clear" w:color="auto" w:fill="FFFFFF"/>
+          <w:lang w:val="de-CH"/>
+        </w:rPr>
+        <w:t xml:space="preserve">uswerten </w:t>
+      </w:r>
+      <w:r>
+        <w:rPr>
+          <w:rFonts w:ascii="Aptos" w:hAnsi="Aptos"/>
+          <w:color w:val="000000"/>
+          <w:shd w:val="clear" w:color="auto" w:fill="FFFFFF"/>
+          <w:lang w:val="de-CH"/>
+        </w:rPr>
+        <w:t>muss</w:t>
+      </w:r>
+      <w:r>
+        <w:rPr>
+          <w:rFonts w:ascii="Aptos" w:hAnsi="Aptos"/>
+          <w:color w:val="000000"/>
+          <w:shd w:val="clear" w:color="auto" w:fill="FFFFFF"/>
+          <w:lang w:val="de-CH"/>
+        </w:rPr>
+        <w:t>.</w:t>
+      </w:r>
     </w:p>
     <w:p>
       <w:pPr>
-        <w:pStyle w:val="BodyText"/>
-        <w:rPr>
-          <w:rFonts w:ascii="Aptos" w:hAnsi="Aptos"/>
-          <w:color w:val="000000"/>
-          <w:shd w:val="clear" w:color="auto" w:fill="FFFFFF"/>
-          <w:lang w:val="de-CH"/>
-        </w:rPr>
-      </w:pPr>
-      <w:r>
-        <w:rPr>
-          <w:rFonts w:ascii="Aptos" w:hAnsi="Aptos"/>
-          <w:color w:val="000000"/>
-          <w:shd w:val="clear" w:color="auto" w:fill="FFFFFF"/>
-          <w:lang w:val="de-CH"/>
-        </w:rPr>
-        <w:t>Wurde ein gültiger Anlass gefunden, wird der Fragebogen an die Fragebogen-Notiz als File hinzugefügt und ein automatischer Text wird in die Notiz-Bemerkung eingefügt. Zum Beispiel «File X wurde am [</w:t>
-      </w:r>
+        <w:pStyle w:val="Textkrper"/>
+        <w:rPr>
+          <w:rFonts w:ascii="Aptos" w:hAnsi="Aptos"/>
+          <w:color w:val="000000"/>
+          <w:shd w:val="clear" w:color="auto" w:fill="FFFFFF"/>
+          <w:lang w:val="de-CH"/>
+        </w:rPr>
+      </w:pPr>
       <w:proofErr w:type="spellStart"/>
       <w:r>
         <w:rPr>
@@ -3488,7 +3861,7 @@
           <w:shd w:val="clear" w:color="auto" w:fill="FFFFFF"/>
           <w:lang w:val="de-CH"/>
         </w:rPr>
-        <w:t>datum</w:t>
+        <w:t>eSAD</w:t>
       </w:r>
       <w:proofErr w:type="spellEnd"/>
       <w:r>
@@ -3498,86 +3871,212 @@
           <w:shd w:val="clear" w:color="auto" w:fill="FFFFFF"/>
           <w:lang w:val="de-CH"/>
         </w:rPr>
-        <w:t>] automatisch hochgeladen»</w:t>
+        <w:t xml:space="preserve"> sucht nach dem Empfang der Datei anhand der ESAD ID das entsprechende Dossier. </w:t>
+      </w:r>
+      <w:r>
+        <w:rPr>
+          <w:rFonts w:ascii="Aptos" w:hAnsi="Aptos"/>
+          <w:color w:val="000000"/>
+          <w:shd w:val="clear" w:color="auto" w:fill="FFFFFF"/>
+          <w:lang w:val="de-CH"/>
+        </w:rPr>
+        <w:br/>
+        <w:t xml:space="preserve">Danach wird mittels der mitgegebenen </w:t>
+      </w:r>
+      <w:proofErr w:type="spellStart"/>
+      <w:r>
+        <w:rPr>
+          <w:rFonts w:ascii="Aptos" w:hAnsi="Aptos"/>
+          <w:color w:val="000000"/>
+          <w:shd w:val="clear" w:color="auto" w:fill="FFFFFF"/>
+          <w:lang w:val="de-CH"/>
+        </w:rPr>
+        <w:t>AnlassId</w:t>
+      </w:r>
+      <w:proofErr w:type="spellEnd"/>
+      <w:r>
+        <w:rPr>
+          <w:rFonts w:ascii="Aptos" w:hAnsi="Aptos"/>
+          <w:color w:val="000000"/>
+          <w:shd w:val="clear" w:color="auto" w:fill="FFFFFF"/>
+          <w:lang w:val="de-CH"/>
+        </w:rPr>
+        <w:t xml:space="preserve"> überprüft, ob es für das Dossier eine Einladung in diesem Anlass gibt.</w:t>
       </w:r>
     </w:p>
     <w:p>
       <w:pPr>
-        <w:pStyle w:val="BodyText"/>
-        <w:rPr>
-          <w:rFonts w:ascii="Aptos" w:hAnsi="Aptos"/>
-          <w:color w:val="000000"/>
-          <w:shd w:val="clear" w:color="auto" w:fill="FFFFFF"/>
-          <w:lang w:val="de-CH"/>
-        </w:rPr>
-      </w:pPr>
-      <w:r>
-        <w:rPr>
-          <w:rFonts w:ascii="Aptos" w:hAnsi="Aptos"/>
-          <w:color w:val="000000"/>
-          <w:shd w:val="clear" w:color="auto" w:fill="FFFFFF"/>
-          <w:lang w:val="de-CH"/>
-        </w:rPr>
-        <w:t xml:space="preserve">Sollte die Fragebogen Notiz schon vorhanden sein und das Label «Datenverlust» tragen, wird zudem dieses Label entfernt. </w:t>
-      </w:r>
-      <w:r>
-        <w:rPr>
-          <w:rFonts w:ascii="Aptos" w:hAnsi="Aptos"/>
-          <w:color w:val="000000"/>
-          <w:shd w:val="clear" w:color="auto" w:fill="FFFFFF"/>
-          <w:lang w:val="de-CH"/>
-        </w:rPr>
-        <w:t>Ausserdem</w:t>
-      </w:r>
-      <w:r>
-        <w:rPr>
-          <w:rFonts w:ascii="Aptos" w:hAnsi="Aptos"/>
-          <w:color w:val="000000"/>
-          <w:shd w:val="clear" w:color="auto" w:fill="FFFFFF"/>
-          <w:lang w:val="de-CH"/>
-        </w:rPr>
-        <w:t xml:space="preserve"> werden alle vorhandenen </w:t>
-      </w:r>
-      <w:r>
-        <w:rPr>
-          <w:rFonts w:ascii="Aptos" w:hAnsi="Aptos"/>
-          <w:color w:val="000000"/>
-          <w:shd w:val="clear" w:color="auto" w:fill="FFFFFF"/>
-          <w:lang w:val="de-CH"/>
-        </w:rPr>
-        <w:t>Fileeinträge,</w:t>
-      </w:r>
-      <w:r>
-        <w:rPr>
-          <w:rFonts w:ascii="Aptos" w:hAnsi="Aptos"/>
-          <w:color w:val="000000"/>
-          <w:shd w:val="clear" w:color="auto" w:fill="FFFFFF"/>
-          <w:lang w:val="de-CH"/>
-        </w:rPr>
-        <w:t xml:space="preserve"> für die kein File mehr vorhanden </w:t>
-      </w:r>
-      <w:r>
-        <w:rPr>
-          <w:rFonts w:ascii="Aptos" w:hAnsi="Aptos"/>
-          <w:color w:val="000000"/>
-          <w:shd w:val="clear" w:color="auto" w:fill="FFFFFF"/>
-          <w:lang w:val="de-CH"/>
-        </w:rPr>
-        <w:t>ist,</w:t>
-      </w:r>
-      <w:r>
-        <w:rPr>
-          <w:rFonts w:ascii="Aptos" w:hAnsi="Aptos"/>
-          <w:color w:val="000000"/>
-          <w:shd w:val="clear" w:color="auto" w:fill="FFFFFF"/>
-          <w:lang w:val="de-CH"/>
-        </w:rPr>
-        <w:t xml:space="preserve"> entfernt. </w:t>
+        <w:pStyle w:val="Textkrper"/>
+        <w:rPr>
+          <w:rFonts w:ascii="Aptos" w:hAnsi="Aptos"/>
+          <w:color w:val="000000"/>
+          <w:shd w:val="clear" w:color="auto" w:fill="FFFFFF"/>
+          <w:lang w:val="de-CH"/>
+        </w:rPr>
+      </w:pPr>
+      <w:r>
+        <w:rPr>
+          <w:rFonts w:ascii="Aptos" w:hAnsi="Aptos"/>
+          <w:color w:val="000000"/>
+          <w:shd w:val="clear" w:color="auto" w:fill="FFFFFF"/>
+          <w:lang w:val="de-CH"/>
+        </w:rPr>
+        <w:t xml:space="preserve">Anschliessend wird </w:t>
+      </w:r>
+      <w:r>
+        <w:rPr>
+          <w:rFonts w:ascii="Aptos" w:hAnsi="Aptos"/>
+          <w:color w:val="000000"/>
+          <w:shd w:val="clear" w:color="auto" w:fill="FFFFFF"/>
+          <w:lang w:val="de-CH"/>
+        </w:rPr>
+        <w:t>geprüft</w:t>
+      </w:r>
+      <w:r>
+        <w:rPr>
+          <w:rFonts w:ascii="Aptos" w:hAnsi="Aptos"/>
+          <w:color w:val="000000"/>
+          <w:shd w:val="clear" w:color="auto" w:fill="FFFFFF"/>
+          <w:lang w:val="de-CH"/>
+        </w:rPr>
+        <w:t xml:space="preserve"> ob für den gefundenen Anlass der mitgegebene </w:t>
+      </w:r>
+      <w:proofErr w:type="spellStart"/>
+      <w:r>
+        <w:rPr>
+          <w:rFonts w:ascii="Aptos" w:hAnsi="Aptos"/>
+          <w:color w:val="000000"/>
+          <w:shd w:val="clear" w:color="auto" w:fill="FFFFFF"/>
+          <w:lang w:val="de-CH"/>
+        </w:rPr>
+        <w:t>NotizTyp</w:t>
+      </w:r>
+      <w:proofErr w:type="spellEnd"/>
+      <w:r>
+        <w:rPr>
+          <w:rFonts w:ascii="Aptos" w:hAnsi="Aptos"/>
+          <w:color w:val="000000"/>
+          <w:shd w:val="clear" w:color="auto" w:fill="FFFFFF"/>
+          <w:lang w:val="de-CH"/>
+        </w:rPr>
+        <w:t xml:space="preserve"> sichtbar ist.</w:t>
       </w:r>
     </w:p>
     <w:p>
       <w:pPr>
-        <w:pStyle w:val="BodyText"/>
+        <w:pStyle w:val="Textkrper"/>
+        <w:rPr>
+          <w:rFonts w:ascii="Aptos" w:hAnsi="Aptos"/>
+          <w:color w:val="000000"/>
+          <w:shd w:val="clear" w:color="auto" w:fill="FFFFFF"/>
+          <w:lang w:val="de-CH"/>
+        </w:rPr>
+      </w:pPr>
+      <w:r>
+        <w:rPr>
+          <w:rFonts w:ascii="Aptos" w:hAnsi="Aptos"/>
+          <w:color w:val="000000"/>
+          <w:shd w:val="clear" w:color="auto" w:fill="FFFFFF"/>
+          <w:lang w:val="de-CH"/>
+        </w:rPr>
+        <w:t>Wurde ein</w:t>
+      </w:r>
+      <w:r>
+        <w:rPr>
+          <w:rFonts w:ascii="Aptos" w:hAnsi="Aptos"/>
+          <w:color w:val="000000"/>
+          <w:shd w:val="clear" w:color="auto" w:fill="FFFFFF"/>
+          <w:lang w:val="de-CH"/>
+        </w:rPr>
+        <w:t>e</w:t>
+      </w:r>
+      <w:r>
+        <w:rPr>
+          <w:rFonts w:ascii="Aptos" w:hAnsi="Aptos"/>
+          <w:color w:val="000000"/>
+          <w:shd w:val="clear" w:color="auto" w:fill="FFFFFF"/>
+          <w:lang w:val="de-CH"/>
+        </w:rPr>
+        <w:t xml:space="preserve"> gültige</w:t>
+      </w:r>
+      <w:r>
+        <w:rPr>
+          <w:rFonts w:ascii="Aptos" w:hAnsi="Aptos"/>
+          <w:color w:val="000000"/>
+          <w:shd w:val="clear" w:color="auto" w:fill="FFFFFF"/>
+          <w:lang w:val="de-CH"/>
+        </w:rPr>
+        <w:t xml:space="preserve"> Einladung </w:t>
+      </w:r>
+      <w:r>
+        <w:rPr>
+          <w:rFonts w:ascii="Aptos" w:hAnsi="Aptos"/>
+          <w:color w:val="000000"/>
+          <w:shd w:val="clear" w:color="auto" w:fill="FFFFFF"/>
+          <w:lang w:val="de-CH"/>
+        </w:rPr>
+        <w:t>gefunden, wird d</w:t>
+      </w:r>
+      <w:r>
+        <w:rPr>
+          <w:rFonts w:ascii="Aptos" w:hAnsi="Aptos"/>
+          <w:color w:val="000000"/>
+          <w:shd w:val="clear" w:color="auto" w:fill="FFFFFF"/>
+          <w:lang w:val="de-CH"/>
+        </w:rPr>
+        <w:t xml:space="preserve">ie Datei </w:t>
+      </w:r>
+      <w:r>
+        <w:rPr>
+          <w:rFonts w:ascii="Aptos" w:hAnsi="Aptos"/>
+          <w:color w:val="000000"/>
+          <w:shd w:val="clear" w:color="auto" w:fill="FFFFFF"/>
+          <w:lang w:val="de-CH"/>
+        </w:rPr>
+        <w:t xml:space="preserve">an die </w:t>
+      </w:r>
+      <w:r>
+        <w:rPr>
+          <w:rFonts w:ascii="Aptos" w:hAnsi="Aptos"/>
+          <w:color w:val="000000"/>
+          <w:shd w:val="clear" w:color="auto" w:fill="FFFFFF"/>
+          <w:lang w:val="de-CH"/>
+        </w:rPr>
+        <w:t>entsprechende</w:t>
+      </w:r>
+      <w:r>
+        <w:rPr>
+          <w:rFonts w:ascii="Aptos" w:hAnsi="Aptos"/>
+          <w:color w:val="000000"/>
+          <w:shd w:val="clear" w:color="auto" w:fill="FFFFFF"/>
+          <w:lang w:val="de-CH"/>
+        </w:rPr>
+        <w:t>-Notiz als File hinzugefügt und ein automatischer Text wird in die Notiz-Bemerkung eingefügt. Zum Beispiel «File X wurde am [</w:t>
+      </w:r>
+      <w:proofErr w:type="spellStart"/>
+      <w:r>
+        <w:rPr>
+          <w:rFonts w:ascii="Aptos" w:hAnsi="Aptos"/>
+          <w:color w:val="000000"/>
+          <w:shd w:val="clear" w:color="auto" w:fill="FFFFFF"/>
+          <w:lang w:val="de-CH"/>
+        </w:rPr>
+        <w:t>datum</w:t>
+      </w:r>
+      <w:proofErr w:type="spellEnd"/>
+      <w:r>
+        <w:rPr>
+          <w:rFonts w:ascii="Aptos" w:hAnsi="Aptos"/>
+          <w:color w:val="000000"/>
+          <w:shd w:val="clear" w:color="auto" w:fill="FFFFFF"/>
+          <w:lang w:val="de-CH"/>
+        </w:rPr>
+        <w:t xml:space="preserve">] automatisch hochgeladen» </w:t>
+      </w:r>
+    </w:p>
+    <w:p>
+      <w:pPr>
+        <w:pStyle w:val="Textkrper"/>
         <w:rPr>
           <w:rFonts w:ascii="Aptos" w:hAnsi="Aptos"/>
           <w:color w:val="000000"/>
@@ -3699,7 +4198,7 @@
     </w:p>
     <w:p>
       <w:pPr>
-        <w:pStyle w:val="BodyText"/>
+        <w:pStyle w:val="Textkrper"/>
         <w:rPr>
           <w:rFonts w:ascii="Arial" w:hAnsi="Arial"/>
           <w:lang w:val="de-CH"/>
@@ -3708,7 +4207,7 @@
     </w:p>
     <w:p>
       <w:pPr>
-        <w:pStyle w:val="BodyText"/>
+        <w:pStyle w:val="Textkrper"/>
         <w:rPr>
           <w:rFonts w:ascii="Arial" w:hAnsi="Arial"/>
           <w:lang w:val="de-CH"/>
@@ -3724,7 +4223,7 @@
     </w:p>
     <w:p>
       <w:pPr>
-        <w:pStyle w:val="HTMLPreformatted"/>
+        <w:pStyle w:val="HTMLVorformatiert"/>
         <w:shd w:val="clear" w:color="auto" w:fill="1E1F22"/>
         <w:rPr>
           <w:color w:val="BCBEC4"/>
@@ -3733,7 +4232,7 @@
     </w:p>
     <w:p>
       <w:pPr>
-        <w:pStyle w:val="HTMLPreformatted"/>
+        <w:pStyle w:val="HTMLVorformatiert"/>
         <w:shd w:val="clear" w:color="auto" w:fill="1E1F22"/>
         <w:rPr>
           <w:color w:val="BCBEC4"/>
@@ -3944,7 +4443,21 @@
         <w:rPr>
           <w:color w:val="6AAB73"/>
         </w:rPr>
-        <w:t>"InvalidFilenameForFragebogenIngress"</w:t>
+        <w:t>"</w:t>
+      </w:r>
+      <w:proofErr w:type="spellStart"/>
+      <w:r>
+        <w:rPr>
+          <w:color w:val="6AAB73"/>
+        </w:rPr>
+        <w:t>InvalidFilenameForFragebogenIngress</w:t>
+      </w:r>
+      <w:proofErr w:type="spellEnd"/>
+      <w:r>
+        <w:rPr>
+          <w:color w:val="6AAB73"/>
+        </w:rPr>
+        <w:t>"</w:t>
       </w:r>
       <w:r>
         <w:rPr>
@@ -3975,7 +4488,35 @@
         <w:rPr>
           <w:color w:val="6AAB73"/>
         </w:rPr>
-        <w:t>"The filename could not be parsed into esad-id and geburtsdatum"</w:t>
+        <w:t xml:space="preserve">"The filename could not be parsed into </w:t>
+      </w:r>
+      <w:proofErr w:type="spellStart"/>
+      <w:r>
+        <w:rPr>
+          <w:color w:val="6AAB73"/>
+        </w:rPr>
+        <w:t>esad</w:t>
+      </w:r>
+      <w:proofErr w:type="spellEnd"/>
+      <w:r>
+        <w:rPr>
+          <w:color w:val="6AAB73"/>
+        </w:rPr>
+        <w:t xml:space="preserve">-id and </w:t>
+      </w:r>
+      <w:proofErr w:type="spellStart"/>
+      <w:r>
+        <w:rPr>
+          <w:color w:val="6AAB73"/>
+        </w:rPr>
+        <w:t>geburtsdatum</w:t>
+      </w:r>
+      <w:proofErr w:type="spellEnd"/>
+      <w:r>
+        <w:rPr>
+          <w:color w:val="6AAB73"/>
+        </w:rPr>
+        <w:t>"</w:t>
       </w:r>
       <w:r>
         <w:rPr>
@@ -4021,10 +4562,9 @@
     </w:p>
     <w:p>
       <w:pPr>
-        <w:pStyle w:val="BodyText"/>
-        <w:rPr>
-          <w:rFonts w:ascii="Arial" w:hAnsi="Arial"/>
-          <w:lang w:val="en-CH"/>
+        <w:pStyle w:val="Textkrper"/>
+        <w:rPr>
+          <w:rFonts w:ascii="Arial" w:hAnsi="Arial"/>
         </w:rPr>
       </w:pPr>
     </w:p>
@@ -4034,22 +4574,20 @@
           <w:rFonts w:ascii="Aptos" w:hAnsi="Aptos"/>
           <w:color w:val="000000"/>
           <w:shd w:val="clear" w:color="auto" w:fill="FFFFFF"/>
-          <w:lang w:val="de-CH"/>
-        </w:rPr>
-      </w:pPr>
-      <w:r>
-        <w:rPr>
-          <w:rFonts w:ascii="Aptos" w:hAnsi="Aptos"/>
-          <w:color w:val="000000"/>
-          <w:shd w:val="clear" w:color="auto" w:fill="FFFFFF"/>
-          <w:lang w:val="de-CH"/>
+        </w:rPr>
+      </w:pPr>
+      <w:r>
+        <w:rPr>
+          <w:rFonts w:ascii="Aptos" w:hAnsi="Aptos"/>
+          <w:color w:val="000000"/>
+          <w:shd w:val="clear" w:color="auto" w:fill="FFFFFF"/>
         </w:rPr>
         <w:br w:type="page"/>
       </w:r>
     </w:p>
     <w:p>
       <w:pPr>
-        <w:pStyle w:val="BodyText"/>
+        <w:pStyle w:val="Textkrper"/>
         <w:rPr>
           <w:rFonts w:ascii="Aptos" w:hAnsi="Aptos"/>
           <w:color w:val="000000"/>
@@ -4070,7 +4608,7 @@
     </w:p>
     <w:tbl>
       <w:tblPr>
-        <w:tblStyle w:val="TableGrid"/>
+        <w:tblStyle w:val="Tabellenraster"/>
         <w:tblW w:w="0" w:type="auto"/>
         <w:tblLook w:val="04A0" w:firstRow="1" w:lastRow="0" w:firstColumn="1" w:lastColumn="0" w:noHBand="0" w:noVBand="1"/>
       </w:tblPr>
@@ -4086,7 +4624,7 @@
           </w:tcPr>
           <w:p>
             <w:pPr>
-              <w:pStyle w:val="BodyText"/>
+              <w:pStyle w:val="Textkrper"/>
               <w:rPr>
                 <w:rFonts w:ascii="Arial" w:hAnsi="Arial"/>
                 <w:lang w:val="de-CH"/>
@@ -4110,7 +4648,7 @@
           </w:tcPr>
           <w:p>
             <w:pPr>
-              <w:pStyle w:val="BodyText"/>
+              <w:pStyle w:val="Textkrper"/>
               <w:rPr>
                 <w:rFonts w:ascii="Arial" w:hAnsi="Arial"/>
                 <w:lang w:val="de-CH"/>
@@ -4133,7 +4671,7 @@
           </w:tcPr>
           <w:p>
             <w:pPr>
-              <w:pStyle w:val="BodyText"/>
+              <w:pStyle w:val="Textkrper"/>
               <w:rPr>
                 <w:rFonts w:ascii="Arial" w:hAnsi="Arial"/>
                 <w:b/>
@@ -4149,7 +4687,25 @@
                 <w:bCs/>
                 <w:lang w:val="de-CH"/>
               </w:rPr>
-              <w:t>InvalidFilenameForFragebogenIngress</w:t>
+              <w:t>InvalidFilenameFor</w:t>
+            </w:r>
+            <w:r>
+              <w:rPr>
+                <w:rFonts w:ascii="Arial" w:hAnsi="Arial"/>
+                <w:b/>
+                <w:bCs/>
+                <w:lang w:val="de-CH"/>
+              </w:rPr>
+              <w:t>Notiz</w:t>
+            </w:r>
+            <w:r>
+              <w:rPr>
+                <w:rFonts w:ascii="Arial" w:hAnsi="Arial"/>
+                <w:b/>
+                <w:bCs/>
+                <w:lang w:val="de-CH"/>
+              </w:rPr>
+              <w:t>Ingress</w:t>
             </w:r>
             <w:proofErr w:type="spellEnd"/>
           </w:p>
@@ -4160,7 +4716,7 @@
           </w:tcPr>
           <w:p>
             <w:pPr>
-              <w:pStyle w:val="BodyText"/>
+              <w:pStyle w:val="Textkrper"/>
               <w:rPr>
                 <w:rFonts w:ascii="Arial" w:hAnsi="Arial"/>
                 <w:lang w:val="de-CH"/>
@@ -4183,7 +4739,7 @@
           </w:tcPr>
           <w:p>
             <w:pPr>
-              <w:pStyle w:val="BodyText"/>
+              <w:pStyle w:val="Textkrper"/>
               <w:rPr>
                 <w:rFonts w:ascii="Arial" w:hAnsi="Arial"/>
                 <w:b/>
@@ -4210,7 +4766,7 @@
           </w:tcPr>
           <w:p>
             <w:pPr>
-              <w:pStyle w:val="BodyText"/>
+              <w:pStyle w:val="Textkrper"/>
               <w:rPr>
                 <w:rFonts w:ascii="Arial" w:hAnsi="Arial"/>
                 <w:lang w:val="de-CH"/>
@@ -4233,7 +4789,7 @@
           </w:tcPr>
           <w:p>
             <w:pPr>
-              <w:pStyle w:val="BodyText"/>
+              <w:pStyle w:val="Textkrper"/>
               <w:rPr>
                 <w:rFonts w:ascii="Arial" w:hAnsi="Arial"/>
                 <w:b/>
@@ -4260,7 +4816,7 @@
           </w:tcPr>
           <w:p>
             <w:pPr>
-              <w:pStyle w:val="BodyText"/>
+              <w:pStyle w:val="Textkrper"/>
               <w:rPr>
                 <w:rFonts w:ascii="Arial" w:hAnsi="Arial"/>
                 <w:lang w:val="de-CH"/>
@@ -4283,7 +4839,7 @@
           </w:tcPr>
           <w:p>
             <w:pPr>
-              <w:pStyle w:val="BodyText"/>
+              <w:pStyle w:val="Textkrper"/>
               <w:rPr>
                 <w:rFonts w:ascii="Arial" w:hAnsi="Arial"/>
                 <w:b/>
@@ -4310,7 +4866,7 @@
           </w:tcPr>
           <w:p>
             <w:pPr>
-              <w:pStyle w:val="BodyText"/>
+              <w:pStyle w:val="Textkrper"/>
               <w:rPr>
                 <w:rFonts w:ascii="Arial" w:hAnsi="Arial"/>
                 <w:lang w:val="de-CH"/>
@@ -4347,10 +4903,187 @@
           </w:p>
         </w:tc>
       </w:tr>
+      <w:tr>
+        <w:tc>
+          <w:tcPr>
+            <w:tcW w:w="4814" w:type="dxa"/>
+          </w:tcPr>
+          <w:p>
+            <w:pPr>
+              <w:pStyle w:val="Textkrper"/>
+              <w:rPr>
+                <w:rFonts w:ascii="Arial" w:hAnsi="Arial"/>
+                <w:b/>
+                <w:bCs/>
+                <w:lang w:val="de-CH"/>
+              </w:rPr>
+            </w:pPr>
+            <w:proofErr w:type="spellStart"/>
+            <w:r>
+              <w:rPr>
+                <w:rFonts w:ascii="Arial" w:hAnsi="Arial"/>
+                <w:b/>
+                <w:bCs/>
+                <w:lang w:val="de-CH"/>
+              </w:rPr>
+              <w:t>InvalidNotizTypIngress</w:t>
+            </w:r>
+            <w:proofErr w:type="spellEnd"/>
+          </w:p>
+          <w:p>
+            <w:pPr>
+              <w:pStyle w:val="Textkrper"/>
+              <w:rPr>
+                <w:rFonts w:ascii="Arial" w:hAnsi="Arial"/>
+                <w:b/>
+                <w:bCs/>
+                <w:lang w:val="de-CH"/>
+              </w:rPr>
+            </w:pPr>
+          </w:p>
+        </w:tc>
+        <w:tc>
+          <w:tcPr>
+            <w:tcW w:w="4814" w:type="dxa"/>
+          </w:tcPr>
+          <w:p>
+            <w:pPr>
+              <w:pStyle w:val="Textkrper"/>
+              <w:rPr>
+                <w:rFonts w:ascii="Arial" w:hAnsi="Arial"/>
+                <w:lang w:val="de-CH"/>
+              </w:rPr>
+            </w:pPr>
+            <w:r>
+              <w:rPr>
+                <w:rFonts w:ascii="Arial" w:hAnsi="Arial"/>
+                <w:lang w:val="de-CH"/>
+              </w:rPr>
+              <w:t xml:space="preserve">Es wurde ein ungültiger </w:t>
+            </w:r>
+            <w:proofErr w:type="spellStart"/>
+            <w:r>
+              <w:rPr>
+                <w:rFonts w:ascii="Arial" w:hAnsi="Arial"/>
+                <w:lang w:val="de-CH"/>
+              </w:rPr>
+              <w:t>NotizTyp</w:t>
+            </w:r>
+            <w:proofErr w:type="spellEnd"/>
+            <w:r>
+              <w:rPr>
+                <w:rFonts w:ascii="Arial" w:hAnsi="Arial"/>
+                <w:lang w:val="de-CH"/>
+              </w:rPr>
+              <w:t xml:space="preserve"> mitgegeben.</w:t>
+            </w:r>
+          </w:p>
+        </w:tc>
+      </w:tr>
+      <w:tr>
+        <w:tc>
+          <w:tcPr>
+            <w:tcW w:w="4814" w:type="dxa"/>
+          </w:tcPr>
+          <w:p>
+            <w:pPr>
+              <w:pStyle w:val="Textkrper"/>
+              <w:rPr>
+                <w:rFonts w:ascii="Arial" w:hAnsi="Arial"/>
+                <w:b/>
+                <w:bCs/>
+                <w:lang w:val="de-CH"/>
+              </w:rPr>
+            </w:pPr>
+            <w:proofErr w:type="spellStart"/>
+            <w:r>
+              <w:rPr>
+                <w:rFonts w:ascii="Arial" w:hAnsi="Arial"/>
+                <w:b/>
+                <w:bCs/>
+                <w:lang w:val="de-CH"/>
+              </w:rPr>
+              <w:t>InvalidNotizTypForAnlassIngress</w:t>
+            </w:r>
+            <w:proofErr w:type="spellEnd"/>
+          </w:p>
+          <w:p>
+            <w:pPr>
+              <w:pStyle w:val="Textkrper"/>
+              <w:rPr>
+                <w:rFonts w:ascii="Arial" w:hAnsi="Arial"/>
+                <w:b/>
+                <w:bCs/>
+                <w:lang w:val="de-CH"/>
+              </w:rPr>
+            </w:pPr>
+          </w:p>
+        </w:tc>
+        <w:tc>
+          <w:tcPr>
+            <w:tcW w:w="4814" w:type="dxa"/>
+          </w:tcPr>
+          <w:p>
+            <w:pPr>
+              <w:pStyle w:val="Textkrper"/>
+              <w:rPr>
+                <w:rFonts w:ascii="Arial" w:hAnsi="Arial"/>
+                <w:lang w:val="de-CH"/>
+              </w:rPr>
+            </w:pPr>
+            <w:r>
+              <w:rPr>
+                <w:rFonts w:ascii="Arial" w:hAnsi="Arial"/>
+                <w:lang w:val="de-CH"/>
+              </w:rPr>
+              <w:t xml:space="preserve">Der mitgegebene </w:t>
+            </w:r>
+            <w:proofErr w:type="spellStart"/>
+            <w:r>
+              <w:rPr>
+                <w:rFonts w:ascii="Arial" w:hAnsi="Arial"/>
+                <w:lang w:val="de-CH"/>
+              </w:rPr>
+              <w:t>NotizTyp</w:t>
+            </w:r>
+            <w:proofErr w:type="spellEnd"/>
+            <w:r>
+              <w:rPr>
+                <w:rFonts w:ascii="Arial" w:hAnsi="Arial"/>
+                <w:lang w:val="de-CH"/>
+              </w:rPr>
+              <w:t xml:space="preserve"> ist für den mitgegebenen Anlass</w:t>
+            </w:r>
+            <w:r>
+              <w:rPr>
+                <w:rFonts w:ascii="Arial" w:hAnsi="Arial"/>
+                <w:lang w:val="de-CH"/>
+              </w:rPr>
+              <w:t xml:space="preserve"> gem. </w:t>
+            </w:r>
+            <w:proofErr w:type="spellStart"/>
+            <w:r>
+              <w:rPr>
+                <w:rFonts w:ascii="Arial" w:hAnsi="Arial"/>
+                <w:lang w:val="de-CH"/>
+              </w:rPr>
+              <w:t>Konfig</w:t>
+            </w:r>
+            <w:proofErr w:type="spellEnd"/>
+            <w:r>
+              <w:rPr>
+                <w:rFonts w:ascii="Arial" w:hAnsi="Arial"/>
+                <w:lang w:val="de-CH"/>
+              </w:rPr>
+              <w:t xml:space="preserve"> nicht erlaubt.</w:t>
+            </w:r>
+          </w:p>
+        </w:tc>
+      </w:tr>
     </w:tbl>
     <w:p>
       <w:pPr>
-        <w:pStyle w:val="BodyText"/>
+        <w:pStyle w:val="Textkrper"/>
         <w:rPr>
           <w:rFonts w:ascii="Arial" w:hAnsi="Arial"/>
           <w:lang w:val="de-CH"/>
@@ -4359,7 +5092,7 @@
     </w:p>
     <w:p>
       <w:pPr>
-        <w:pStyle w:val="BodyText"/>
+        <w:pStyle w:val="Textkrper"/>
         <w:rPr>
           <w:rFonts w:ascii="Arial" w:hAnsi="Arial"/>
           <w:lang w:val="de-CH"/>
@@ -4375,7 +5108,7 @@
     </w:p>
     <w:p>
       <w:pPr>
-        <w:pStyle w:val="HTMLPreformatted"/>
+        <w:pStyle w:val="HTMLVorformatiert"/>
         <w:shd w:val="clear" w:color="auto" w:fill="1E1F22"/>
         <w:rPr>
           <w:color w:val="BCBEC4"/>
@@ -4441,7 +5174,49 @@
         <w:rPr>
           <w:color w:val="6AAB73"/>
         </w:rPr>
-        <w:t>"file '2025-08-25__A00145625.pdf' was attached as file '07-11-2025_Ammann-Fridolin_Fragebogen.pdf' to dossier with esad id 'A0 01 456 25' and anlass '2025/26 SU 2.SEK Testanlass'"</w:t>
+        <w:t xml:space="preserve">"file '2025-08-25__A00145625.pdf' was attached as file '07-11-2025_Ammann-Fridolin_Fragebogen.pdf' to dossier with </w:t>
+      </w:r>
+      <w:proofErr w:type="spellStart"/>
+      <w:r>
+        <w:rPr>
+          <w:color w:val="6AAB73"/>
+        </w:rPr>
+        <w:t>esad</w:t>
+      </w:r>
+      <w:proofErr w:type="spellEnd"/>
+      <w:r>
+        <w:rPr>
+          <w:color w:val="6AAB73"/>
+        </w:rPr>
+        <w:t xml:space="preserve"> id 'A0 01 456 25' and </w:t>
+      </w:r>
+      <w:proofErr w:type="spellStart"/>
+      <w:r>
+        <w:rPr>
+          <w:color w:val="6AAB73"/>
+        </w:rPr>
+        <w:t>anlass</w:t>
+      </w:r>
+      <w:proofErr w:type="spellEnd"/>
+      <w:r>
+        <w:rPr>
+          <w:color w:val="6AAB73"/>
+        </w:rPr>
+        <w:t xml:space="preserve"> '2025/26 SU 2.SEK </w:t>
+      </w:r>
+      <w:proofErr w:type="spellStart"/>
+      <w:r>
+        <w:rPr>
+          <w:color w:val="6AAB73"/>
+        </w:rPr>
+        <w:t>Testanlass</w:t>
+      </w:r>
+      <w:proofErr w:type="spellEnd"/>
+      <w:r>
+        <w:rPr>
+          <w:color w:val="6AAB73"/>
+        </w:rPr>
+        <w:t>'"</w:t>
       </w:r>
       <w:r>
         <w:rPr>
@@ -4478,16 +5253,15 @@
     </w:p>
     <w:p>
       <w:pPr>
-        <w:pStyle w:val="BodyText"/>
-        <w:rPr>
-          <w:rFonts w:ascii="Arial" w:hAnsi="Arial"/>
-          <w:lang w:val="en-CH"/>
+        <w:pStyle w:val="Textkrper"/>
+        <w:rPr>
+          <w:rFonts w:ascii="Arial" w:hAnsi="Arial"/>
         </w:rPr>
       </w:pPr>
     </w:p>
     <w:p>
       <w:pPr>
-        <w:pStyle w:val="BodyText"/>
+        <w:pStyle w:val="Textkrper"/>
         <w:rPr>
           <w:rFonts w:ascii="Arial" w:hAnsi="Arial"/>
           <w:lang w:val="de-CH"/>
@@ -4565,7 +5339,7 @@
     </w:p>
     <w:p>
       <w:pPr>
-        <w:pStyle w:val="BodyText"/>
+        <w:pStyle w:val="Textkrper"/>
         <w:rPr>
           <w:rFonts w:ascii="Arial" w:hAnsi="Arial"/>
           <w:lang w:val="de-CH"/>
@@ -4574,115 +5348,12 @@
     </w:p>
     <w:p>
       <w:pPr>
-        <w:pStyle w:val="BodyText"/>
-        <w:rPr>
-          <w:rFonts w:ascii="Arial" w:hAnsi="Arial"/>
-          <w:b/>
-          <w:bCs/>
-          <w:lang w:val="de-CH"/>
-        </w:rPr>
-      </w:pPr>
-      <w:r>
-        <w:rPr>
-          <w:rFonts w:ascii="Arial" w:hAnsi="Arial"/>
-          <w:b/>
-          <w:bCs/>
-          <w:lang w:val="de-CH"/>
-        </w:rPr>
-        <w:t>4-</w:t>
-      </w:r>
-      <w:r>
-        <w:rPr>
-          <w:rFonts w:ascii="Arial" w:hAnsi="Arial"/>
-          <w:b/>
-          <w:bCs/>
-          <w:lang w:val="de-CH"/>
-        </w:rPr>
-        <w:t>2</w:t>
-      </w:r>
-      <w:r>
-        <w:rPr>
-          <w:rFonts w:ascii="Arial" w:hAnsi="Arial"/>
-          <w:b/>
-          <w:bCs/>
-          <w:lang w:val="de-CH"/>
-        </w:rPr>
-        <w:t xml:space="preserve"> </w:t>
-      </w:r>
-      <w:r>
-        <w:rPr>
-          <w:rFonts w:ascii="Arial" w:hAnsi="Arial"/>
-          <w:b/>
-          <w:bCs/>
-          <w:lang w:val="de-CH"/>
-        </w:rPr>
-        <w:t>Offene Punkte</w:t>
-      </w:r>
-    </w:p>
-    <w:p>
-      <w:pPr>
-        <w:pStyle w:val="BodyText"/>
-        <w:rPr>
-          <w:rFonts w:ascii="Arial" w:hAnsi="Arial"/>
-          <w:lang w:val="de-CH"/>
-        </w:rPr>
-      </w:pPr>
-      <w:r>
-        <w:rPr>
-          <w:rFonts w:ascii="Arial" w:hAnsi="Arial"/>
-          <w:lang w:val="de-CH"/>
-        </w:rPr>
-        <w:t xml:space="preserve">Die API wurde allgemein gehalten, es wäre denkbar die Funktionalität stärker auf den Datenverlustfall auszurichten und zum Beispiel eine Fehlermeldung zu </w:t>
-      </w:r>
-      <w:r>
-        <w:rPr>
-          <w:rFonts w:ascii="Arial" w:hAnsi="Arial"/>
-          <w:lang w:val="de-CH"/>
-        </w:rPr>
-        <w:t>werfen,</w:t>
-      </w:r>
-      <w:r>
-        <w:rPr>
-          <w:rFonts w:ascii="Arial" w:hAnsi="Arial"/>
-          <w:lang w:val="de-CH"/>
-        </w:rPr>
-        <w:t xml:space="preserve"> wenn</w:t>
-      </w:r>
-      <w:r>
-        <w:rPr>
-          <w:rFonts w:ascii="Arial" w:hAnsi="Arial"/>
-          <w:lang w:val="de-CH"/>
-        </w:rPr>
-        <w:t xml:space="preserve"> im ermittelten Anlass</w:t>
-      </w:r>
-      <w:r>
-        <w:rPr>
-          <w:rFonts w:ascii="Arial" w:hAnsi="Arial"/>
-          <w:lang w:val="de-CH"/>
-        </w:rPr>
-        <w:t xml:space="preserve"> keine Fragebogen</w:t>
-      </w:r>
-      <w:r>
-        <w:rPr>
-          <w:rFonts w:ascii="Arial" w:hAnsi="Arial"/>
-          <w:lang w:val="de-CH"/>
-        </w:rPr>
-        <w:t>-</w:t>
-      </w:r>
-      <w:r>
-        <w:rPr>
-          <w:rFonts w:ascii="Arial" w:hAnsi="Arial"/>
-          <w:lang w:val="de-CH"/>
-        </w:rPr>
-        <w:t xml:space="preserve">Notiz gefunden wird </w:t>
-      </w:r>
-      <w:r>
-        <w:rPr>
-          <w:rFonts w:ascii="Arial" w:hAnsi="Arial"/>
-          <w:lang w:val="de-CH"/>
-        </w:rPr>
-        <w:t>die das Label ‘Datenverlust’ trägt. Mit der aktuellen Spezifikation würde in diesem Fall einfach eine Fragebogen-Notiz erstellt falls noch keine vorhanden ist.</w:t>
-      </w:r>
+        <w:pStyle w:val="Textkrper"/>
+        <w:rPr>
+          <w:rFonts w:ascii="Arial" w:hAnsi="Arial"/>
+          <w:lang w:val="de-CH"/>
+        </w:rPr>
+      </w:pPr>
     </w:p>
     <w:sectPr>
       <w:pgSz w:w="11906" w:h="16838"/>
@@ -5796,7 +6467,7 @@
     <w:lvl w:ilvl="0">
       <w:start w:val="1"/>
       <w:numFmt w:val="decimal"/>
-      <w:pStyle w:val="Heading1"/>
+      <w:pStyle w:val="berschrift1"/>
       <w:suff w:val="nothing"/>
       <w:lvlText w:val=""/>
       <w:lvlJc w:val="left"/>
@@ -5807,7 +6478,7 @@
     <w:lvl w:ilvl="1">
       <w:start w:val="1"/>
       <w:numFmt w:val="none"/>
-      <w:pStyle w:val="Heading2"/>
+      <w:pStyle w:val="berschrift2"/>
       <w:suff w:val="nothing"/>
       <w:lvlText w:val=""/>
       <w:lvlJc w:val="left"/>
@@ -7237,14 +7908,14 @@
     <w:lsdException w:name="Unresolved Mention" w:semiHidden="1" w:unhideWhenUsed="1"/>
     <w:lsdException w:name="Smart Link" w:semiHidden="1" w:unhideWhenUsed="1"/>
   </w:latentStyles>
-  <w:style w:type="paragraph" w:default="1" w:styleId="Normal">
+  <w:style w:type="paragraph" w:default="1" w:styleId="Standard">
     <w:name w:val="Normal"/>
     <w:qFormat/>
   </w:style>
-  <w:style w:type="paragraph" w:styleId="Heading1">
+  <w:style w:type="paragraph" w:styleId="berschrift1">
     <w:name w:val="heading 1"/>
     <w:basedOn w:val="Heading"/>
-    <w:next w:val="BodyText"/>
+    <w:next w:val="Textkrper"/>
     <w:uiPriority w:val="9"/>
     <w:qFormat/>
     <w:pPr>
@@ -7260,10 +7931,10 @@
       <w:szCs w:val="36"/>
     </w:rPr>
   </w:style>
-  <w:style w:type="paragraph" w:styleId="Heading2">
+  <w:style w:type="paragraph" w:styleId="berschrift2">
     <w:name w:val="heading 2"/>
     <w:basedOn w:val="Heading"/>
-    <w:next w:val="BodyText"/>
+    <w:next w:val="Textkrper"/>
     <w:uiPriority w:val="9"/>
     <w:unhideWhenUsed/>
     <w:qFormat/>
@@ -7282,13 +7953,13 @@
       <w:szCs w:val="32"/>
     </w:rPr>
   </w:style>
-  <w:style w:type="character" w:default="1" w:styleId="DefaultParagraphFont">
+  <w:style w:type="character" w:default="1" w:styleId="Absatz-Standardschriftart">
     <w:name w:val="Default Paragraph Font"/>
     <w:uiPriority w:val="1"/>
     <w:semiHidden/>
     <w:unhideWhenUsed/>
   </w:style>
-  <w:style w:type="table" w:default="1" w:styleId="TableNormal">
+  <w:style w:type="table" w:default="1" w:styleId="NormaleTabelle">
     <w:name w:val="Normal Table"/>
     <w:uiPriority w:val="99"/>
     <w:semiHidden/>
@@ -7303,7 +7974,7 @@
       </w:tblCellMar>
     </w:tblPr>
   </w:style>
-  <w:style w:type="numbering" w:default="1" w:styleId="NoList">
+  <w:style w:type="numbering" w:default="1" w:styleId="KeineListe">
     <w:name w:val="No List"/>
     <w:uiPriority w:val="99"/>
     <w:semiHidden/>
@@ -7325,8 +7996,8 @@
   </w:style>
   <w:style w:type="paragraph" w:customStyle="1" w:styleId="Heading">
     <w:name w:val="Heading"/>
-    <w:basedOn w:val="Normal"/>
-    <w:next w:val="BodyText"/>
+    <w:basedOn w:val="Standard"/>
+    <w:next w:val="Textkrper"/>
     <w:qFormat/>
     <w:pPr>
       <w:keepNext/>
@@ -7338,21 +8009,21 @@
       <w:szCs w:val="28"/>
     </w:rPr>
   </w:style>
-  <w:style w:type="paragraph" w:styleId="BodyText">
+  <w:style w:type="paragraph" w:styleId="Textkrper">
     <w:name w:val="Body Text"/>
-    <w:basedOn w:val="Normal"/>
-    <w:link w:val="BodyTextChar"/>
+    <w:basedOn w:val="Standard"/>
+    <w:link w:val="TextkrperZchn"/>
     <w:pPr>
       <w:spacing w:after="140" w:line="276" w:lineRule="auto"/>
     </w:pPr>
   </w:style>
-  <w:style w:type="paragraph" w:styleId="List">
+  <w:style w:type="paragraph" w:styleId="Liste">
     <w:name w:val="List"/>
-    <w:basedOn w:val="BodyText"/>
+    <w:basedOn w:val="Textkrper"/>
   </w:style>
-  <w:style w:type="paragraph" w:styleId="Caption">
+  <w:style w:type="paragraph" w:styleId="Beschriftung">
     <w:name w:val="caption"/>
-    <w:basedOn w:val="Normal"/>
+    <w:basedOn w:val="Standard"/>
     <w:qFormat/>
     <w:pPr>
       <w:suppressLineNumbers/>
@@ -7365,7 +8036,7 @@
   </w:style>
   <w:style w:type="paragraph" w:customStyle="1" w:styleId="Index">
     <w:name w:val="Index"/>
-    <w:basedOn w:val="Normal"/>
+    <w:basedOn w:val="Standard"/>
     <w:qFormat/>
     <w:pPr>
       <w:suppressLineNumbers/>
@@ -7373,7 +8044,7 @@
   </w:style>
   <w:style w:type="paragraph" w:customStyle="1" w:styleId="TableContents">
     <w:name w:val="Table Contents"/>
-    <w:basedOn w:val="Normal"/>
+    <w:basedOn w:val="Standard"/>
     <w:qFormat/>
     <w:pPr>
       <w:suppressLineNumbers/>
@@ -7381,7 +8052,7 @@
   </w:style>
   <w:style w:type="paragraph" w:customStyle="1" w:styleId="PreformattedText">
     <w:name w:val="Preformatted Text"/>
-    <w:basedOn w:val="Normal"/>
+    <w:basedOn w:val="Standard"/>
     <w:qFormat/>
     <w:rPr>
       <w:rFonts w:ascii="Liberation Mono" w:eastAsia="Courier New" w:hAnsi="Liberation Mono" w:cs="Liberation Mono"/>
@@ -7403,7 +8074,7 @@
   </w:style>
   <w:style w:type="character" w:styleId="Hyperlink">
     <w:name w:val="Hyperlink"/>
-    <w:basedOn w:val="DefaultParagraphFont"/>
+    <w:basedOn w:val="Absatz-Standardschriftart"/>
     <w:uiPriority w:val="99"/>
     <w:unhideWhenUsed/>
     <w:rsid w:val="009C2D1F"/>
@@ -7412,9 +8083,9 @@
       <w:u w:val="single"/>
     </w:rPr>
   </w:style>
-  <w:style w:type="character" w:styleId="UnresolvedMention">
+  <w:style w:type="character" w:styleId="NichtaufgelsteErwhnung">
     <w:name w:val="Unresolved Mention"/>
-    <w:basedOn w:val="DefaultParagraphFont"/>
+    <w:basedOn w:val="Absatz-Standardschriftart"/>
     <w:uiPriority w:val="99"/>
     <w:semiHidden/>
     <w:unhideWhenUsed/>
@@ -7424,9 +8095,9 @@
       <w:shd w:val="clear" w:color="auto" w:fill="E1DFDD"/>
     </w:rPr>
   </w:style>
-  <w:style w:type="table" w:styleId="TableGrid">
+  <w:style w:type="table" w:styleId="Tabellenraster">
     <w:name w:val="Table Grid"/>
-    <w:basedOn w:val="TableNormal"/>
+    <w:basedOn w:val="NormaleTabelle"/>
     <w:uiPriority w:val="59"/>
     <w:rsid w:val="00FB4123"/>
     <w:tblPr>
@@ -7440,15 +8111,15 @@
       </w:tblBorders>
     </w:tblPr>
   </w:style>
-  <w:style w:type="character" w:customStyle="1" w:styleId="BodyTextChar">
-    <w:name w:val="Body Text Char"/>
-    <w:basedOn w:val="DefaultParagraphFont"/>
-    <w:link w:val="BodyText"/>
+  <w:style w:type="character" w:customStyle="1" w:styleId="TextkrperZchn">
+    <w:name w:val="Textkörper Zchn"/>
+    <w:basedOn w:val="Absatz-Standardschriftart"/>
+    <w:link w:val="Textkrper"/>
     <w:rsid w:val="00AF52E4"/>
   </w:style>
-  <w:style w:type="character" w:styleId="FollowedHyperlink">
+  <w:style w:type="character" w:styleId="BesuchterLink">
     <w:name w:val="FollowedHyperlink"/>
-    <w:basedOn w:val="DefaultParagraphFont"/>
+    <w:basedOn w:val="Absatz-Standardschriftart"/>
     <w:uiPriority w:val="99"/>
     <w:semiHidden/>
     <w:unhideWhenUsed/>
@@ -7458,10 +8129,10 @@
       <w:u w:val="single"/>
     </w:rPr>
   </w:style>
-  <w:style w:type="paragraph" w:styleId="HTMLPreformatted">
+  <w:style w:type="paragraph" w:styleId="HTMLVorformatiert">
     <w:name w:val="HTML Preformatted"/>
-    <w:basedOn w:val="Normal"/>
-    <w:link w:val="HTMLPreformattedChar"/>
+    <w:basedOn w:val="Standard"/>
+    <w:link w:val="HTMLVorformatiertZchn"/>
     <w:uiPriority w:val="99"/>
     <w:semiHidden/>
     <w:unhideWhenUsed/>
@@ -7491,13 +8162,13 @@
       <w:kern w:val="0"/>
       <w:sz w:val="20"/>
       <w:szCs w:val="20"/>
-      <w:lang w:val="en-CH" w:eastAsia="en-GB" w:bidi="ar-SA"/>
+      <w:lang w:eastAsia="en-GB" w:bidi="ar-SA"/>
     </w:rPr>
   </w:style>
-  <w:style w:type="character" w:customStyle="1" w:styleId="HTMLPreformattedChar">
-    <w:name w:val="HTML Preformatted Char"/>
-    <w:basedOn w:val="DefaultParagraphFont"/>
-    <w:link w:val="HTMLPreformatted"/>
+  <w:style w:type="character" w:customStyle="1" w:styleId="HTMLVorformatiertZchn">
+    <w:name w:val="HTML Vorformatiert Zchn"/>
+    <w:basedOn w:val="Absatz-Standardschriftart"/>
+    <w:link w:val="HTMLVorformatiert"/>
     <w:uiPriority w:val="99"/>
     <w:semiHidden/>
     <w:rsid w:val="0015665F"/>
@@ -7506,7 +8177,22 @@
       <w:kern w:val="0"/>
       <w:sz w:val="20"/>
       <w:szCs w:val="20"/>
-      <w:lang w:val="en-CH" w:eastAsia="en-GB" w:bidi="ar-SA"/>
+      <w:lang w:eastAsia="en-GB" w:bidi="ar-SA"/>
+    </w:rPr>
+  </w:style>
+  <w:style w:type="paragraph" w:styleId="Listenabsatz">
+    <w:name w:val="List Paragraph"/>
+    <w:basedOn w:val="Standard"/>
+    <w:uiPriority w:val="34"/>
+    <w:qFormat/>
+    <w:rsid w:val="000A0E56"/>
+    <w:pPr>
+      <w:ind w:left="720"/>
+      <w:contextualSpacing/>
+    </w:pPr>
+    <w:rPr>
+      <w:rFonts w:cs="Mangal"/>
+      <w:szCs w:val="21"/>
     </w:rPr>
   </w:style>
 </w:styles>
